--- a/milisdorfer_maturitni_prace_elektronicky_letak_program.docx
+++ b/milisdorfer_maturitni_prace_elektronicky_letak_program.docx
@@ -198,7 +198,7 @@
     </w:p>
     <w:p>
       <w:pPr>
-        <w:spacing w:before="9000" w:line="280" w:lineRule="auto"/>
+        <w:spacing w:before="9000"/>
         <w:rPr>
           <w:rFonts w:eastAsia="Times New Roman" w:cs="Times New Roman"/>
           <w:szCs w:val="24"/>
@@ -242,7 +242,6 @@
     </w:p>
     <w:p>
       <w:pPr>
-        <w:spacing w:line="280" w:lineRule="auto"/>
         <w:rPr>
           <w:rFonts w:eastAsia="Times New Roman" w:cs="Times New Roman"/>
           <w:szCs w:val="24"/>
@@ -272,7 +271,6 @@
     </w:p>
     <w:p>
       <w:pPr>
-        <w:spacing w:line="280" w:lineRule="auto"/>
         <w:rPr>
           <w:rFonts w:eastAsia="Times New Roman" w:cs="Times New Roman"/>
           <w:szCs w:val="24"/>
@@ -288,7 +286,6 @@
     </w:p>
     <w:p>
       <w:pPr>
-        <w:spacing w:line="280" w:lineRule="auto"/>
         <w:rPr>
           <w:rFonts w:eastAsia="Times New Roman" w:cs="Times New Roman"/>
           <w:szCs w:val="24"/>
@@ -311,7 +308,6 @@
     </w:p>
     <w:p>
       <w:pPr>
-        <w:spacing w:line="280" w:lineRule="auto"/>
         <w:rPr>
           <w:rFonts w:eastAsia="Times New Roman" w:cs="Times New Roman"/>
           <w:szCs w:val="24"/>
@@ -334,7 +330,6 @@
     </w:p>
     <w:p>
       <w:pPr>
-        <w:spacing w:line="280" w:lineRule="auto"/>
         <w:rPr>
           <w:rFonts w:eastAsia="Times New Roman" w:cs="Times New Roman"/>
           <w:szCs w:val="24"/>
@@ -357,7 +352,6 @@
     </w:p>
     <w:p>
       <w:pPr>
-        <w:spacing w:line="280" w:lineRule="auto"/>
         <w:rPr>
           <w:rFonts w:eastAsia="Times New Roman" w:cs="Times New Roman"/>
           <w:szCs w:val="24"/>
@@ -386,12 +380,12 @@
         </w:rPr>
       </w:pPr>
       <w:r>
+        <w:lastRenderedPageBreak/>
         <w:br w:type="page"/>
       </w:r>
     </w:p>
     <w:p>
       <w:pPr>
-        <w:spacing w:line="280" w:lineRule="auto"/>
         <w:rPr>
           <w:rFonts w:eastAsia="Times New Roman" w:cs="Times New Roman"/>
           <w:szCs w:val="24"/>
@@ -400,7 +394,7 @@
     </w:p>
     <w:p>
       <w:pPr>
-        <w:spacing w:before="8040" w:line="280" w:lineRule="auto"/>
+        <w:spacing w:before="8040"/>
         <w:rPr>
           <w:rFonts w:eastAsia="Times New Roman" w:cs="Times New Roman"/>
           <w:szCs w:val="24"/>
@@ -526,7 +520,7 @@
     </w:p>
     <w:p>
       <w:pPr>
-        <w:spacing w:after="160" w:line="259" w:lineRule="auto"/>
+        <w:spacing w:after="160"/>
         <w:jc w:val="left"/>
         <w:rPr>
           <w:rFonts w:eastAsia="Times New Roman" w:cs="Times New Roman"/>
@@ -678,6 +672,7 @@
         <w:p>
           <w:pPr>
             <w:pStyle w:val="Nadpisobsahu"/>
+            <w:spacing w:line="360" w:lineRule="auto"/>
           </w:pPr>
           <w:r>
             <w:t>Obsah</w:t>
@@ -4061,7 +4056,13 @@
         <w:ind w:firstLine="578"/>
       </w:pPr>
       <w:r>
-        <w:t>V dnešní digitální době se velká část informačních, propagačních a marketingových materiálů přesunula na internet. Tradiční formáty pro distribuci dokumentů, jako je například statické PDF, sice stále spolehlivě plní svůj základní účel, ale z hlediska moderního uživatelského zážitku (UX) začínají zaostávat. Často postrádají interaktivitu, nepůsobí dostatečně atraktivně</w:t>
+        <w:t xml:space="preserve">V dnešní digitální době se velká část informačních, propagačních a marketingových materiálů přesunula na internet. </w:t>
+      </w:r>
+      <w:r>
+        <w:t>Formát PDF se stále často používá pro sdílení dokumentů, ale oproti moderním webovým řešením nabízí méně možností interaktivity a horší uživatelský zážitek.</w:t>
+      </w:r>
+      <w:r>
+        <w:t xml:space="preserve"> Často postrádají interaktivitu, nepůsobí dostatečně atraktivně</w:t>
       </w:r>
       <w:r>
         <w:t xml:space="preserve"> a může být nekomfortní pro spousta uživatelů</w:t>
@@ -4081,7 +4082,13 @@
         <w:t xml:space="preserve"> </w:t>
       </w:r>
       <w:r>
-        <w:t xml:space="preserve">bylo transformovat obyčejné statické 2D obrázky do podoby imerzivního digitálního objektu, který věrně simuluje prohlížení fyzického letáčku. </w:t>
+        <w:t xml:space="preserve">bylo </w:t>
+      </w:r>
+      <w:r>
+        <w:t>převést běžné statické obrázky do interaktivní online podoby, která připomíná listování skutečným letákem</w:t>
+      </w:r>
+      <w:r>
+        <w:t>.</w:t>
       </w:r>
     </w:p>
     <w:p>
@@ -4220,7 +4227,7 @@
         <w:ind w:firstLine="720"/>
       </w:pPr>
       <w:r>
-        <w:t>Značkovací jazyk HTML5 tvoří sémantickou kostru aplikace. Po jeho načtení prohlížeč vytváří tzv. DOM (</w:t>
+        <w:t>HTML5 tvoří strukturu webové stránky a DOM (</w:t>
       </w:r>
       <w:proofErr w:type="spellStart"/>
       <w:r>
@@ -4236,7 +4243,28 @@
       </w:r>
       <w:proofErr w:type="spellEnd"/>
       <w:r>
-        <w:t xml:space="preserve"> Model) – stromovou strukturu, ve které je každý prvek (odstavec, obrázek, tlačítko) reprezentován jako uzel. Pro manipulaci s těmito uzly je v aplikaci využíváno programové rozhraní, které umožňuje dynamické generování prvků (např. stránek letáku) za běhu programu. Dále jsou využita specifická rozhraní HTML5, konkrétně element &lt;</w:t>
+        <w:t xml:space="preserve"> Model) představuje standardizované rozhraní, prostřednictvím kterého může JavaScript přistupovat k objektům dokumentu, reagovat na události a měnit jednotlivé prvky stránky [</w:t>
+      </w:r>
+      <w:r>
+        <w:fldChar w:fldCharType="begin"/>
+      </w:r>
+      <w:r>
+        <w:instrText>HYPERLINK  \l "_Použité_zdroje"</w:instrText>
+      </w:r>
+      <w:r>
+        <w:fldChar w:fldCharType="separate"/>
+      </w:r>
+      <w:r>
+        <w:rPr>
+          <w:rStyle w:val="Hypertextovodkaz"/>
+        </w:rPr>
+        <w:t>1</w:t>
+      </w:r>
+      <w:r>
+        <w:fldChar w:fldCharType="end"/>
+      </w:r>
+      <w:r>
+        <w:t>]. Pro manipulaci s těmito prvky je v aplikaci využíváno programové rozhraní, které umožňuje dynamické generování obsahu (např. stránek letáku) za běhu programu. Dále jsou využita specifická rozhraní HTML5, konkrétně element &lt;</w:t>
       </w:r>
       <w:proofErr w:type="spellStart"/>
       <w:r>
@@ -4314,7 +4342,37 @@
       </w:r>
       <w:proofErr w:type="spellEnd"/>
       <w:r>
-        <w:t>) a plynule je měnit pomocí skriptu. Pro tvorbu iluze hloubky a ohybu papíru jsou v CSS využity pokročilé vlastnosti stínování, jako je vnitřní stín (box-</w:t>
+        <w:t>) a plynule je měnit pomocí skriptu</w:t>
+      </w:r>
+      <w:r>
+        <w:t xml:space="preserve"> </w:t>
+      </w:r>
+      <w:r>
+        <w:t>[</w:t>
+      </w:r>
+      <w:r>
+        <w:fldChar w:fldCharType="begin"/>
+      </w:r>
+      <w:r>
+        <w:instrText>HYPERLINK  \l "_Použité_zdroje"</w:instrText>
+      </w:r>
+      <w:r>
+        <w:fldChar w:fldCharType="separate"/>
+      </w:r>
+      <w:r>
+        <w:rPr>
+          <w:rStyle w:val="Hypertextovodkaz"/>
+        </w:rPr>
+        <w:t>4</w:t>
+      </w:r>
+      <w:r>
+        <w:fldChar w:fldCharType="end"/>
+      </w:r>
+      <w:r>
+        <w:t>]</w:t>
+      </w:r>
+      <w:r>
+        <w:t>. Pro tvorbu iluze hloubky a ohybu papíru jsou v CSS využity pokročilé vlastnosti stínování, jako je vnitřní stín (box-</w:t>
       </w:r>
       <w:proofErr w:type="spellStart"/>
       <w:r>
@@ -4330,7 +4388,16 @@
       </w:r>
       <w:proofErr w:type="spellEnd"/>
       <w:r>
-        <w:t>) a hardwarově akcelerované filtry (</w:t>
+        <w:t xml:space="preserve">) a </w:t>
+      </w:r>
+      <w:r>
+        <w:t>moderní CSS filtry, které prohlížeč vykresluje plynuleji</w:t>
+      </w:r>
+      <w:r>
+        <w:t xml:space="preserve"> </w:t>
+      </w:r>
+      <w:r>
+        <w:t>(</w:t>
       </w:r>
       <w:proofErr w:type="spellStart"/>
       <w:r>
@@ -4491,6 +4558,9 @@
                               <w:t>1</w:t>
                             </w:r>
                             <w:r>
+                              <w:rPr>
+                                <w:noProof/>
+                              </w:rPr>
                               <w:fldChar w:fldCharType="end"/>
                             </w:r>
                             <w:bookmarkEnd w:id="10"/>
@@ -4510,19 +4580,7 @@
                                 <w:rPr>
                                   <w:rStyle w:val="Hypertextovodkaz"/>
                                 </w:rPr>
-                                <w:t>(zdr</w:t>
-                              </w:r>
-                              <w:r>
-                                <w:rPr>
-                                  <w:rStyle w:val="Hypertextovodkaz"/>
-                                </w:rPr>
-                                <w:t>o</w:t>
-                              </w:r>
-                              <w:r>
-                                <w:rPr>
-                                  <w:rStyle w:val="Hypertextovodkaz"/>
-                                </w:rPr>
-                                <w:t>j)</w:t>
+                                <w:t>(zdroj)</w:t>
                               </w:r>
                               <w:bookmarkEnd w:id="11"/>
                             </w:hyperlink>
@@ -4579,6 +4637,9 @@
                         <w:t>1</w:t>
                       </w:r>
                       <w:r>
+                        <w:rPr>
+                          <w:noProof/>
+                        </w:rPr>
                         <w:fldChar w:fldCharType="end"/>
                       </w:r>
                       <w:bookmarkEnd w:id="12"/>
@@ -4598,19 +4659,7 @@
                           <w:rPr>
                             <w:rStyle w:val="Hypertextovodkaz"/>
                           </w:rPr>
-                          <w:t>(zdr</w:t>
-                        </w:r>
-                        <w:r>
-                          <w:rPr>
-                            <w:rStyle w:val="Hypertextovodkaz"/>
-                          </w:rPr>
-                          <w:t>o</w:t>
-                        </w:r>
-                        <w:r>
-                          <w:rPr>
-                            <w:rStyle w:val="Hypertextovodkaz"/>
-                          </w:rPr>
-                          <w:t>j)</w:t>
+                          <w:t>(zdroj)</w:t>
                         </w:r>
                         <w:bookmarkEnd w:id="13"/>
                       </w:hyperlink>
@@ -4815,7 +4864,7 @@
     </w:p>
     <w:p>
       <w:pPr>
-        <w:spacing w:after="160" w:line="259" w:lineRule="auto"/>
+        <w:spacing w:after="160"/>
         <w:jc w:val="left"/>
         <w:rPr>
           <w:rFonts w:eastAsiaTheme="majorEastAsia" w:cstheme="majorBidi"/>
@@ -5061,6 +5110,9 @@
                               <w:t>2</w:t>
                             </w:r>
                             <w:r>
+                              <w:rPr>
+                                <w:noProof/>
+                              </w:rPr>
                               <w:fldChar w:fldCharType="end"/>
                             </w:r>
                             <w:r>
@@ -5125,6 +5177,9 @@
                         <w:t>2</w:t>
                       </w:r>
                       <w:r>
+                        <w:rPr>
+                          <w:noProof/>
+                        </w:rPr>
                         <w:fldChar w:fldCharType="end"/>
                       </w:r>
                       <w:r>
@@ -5362,6 +5417,9 @@
                               <w:t>3</w:t>
                             </w:r>
                             <w:r>
+                              <w:rPr>
+                                <w:noProof/>
+                              </w:rPr>
                               <w:fldChar w:fldCharType="end"/>
                             </w:r>
                             <w:r>
@@ -5372,19 +5430,7 @@
                                 <w:rPr>
                                   <w:rStyle w:val="Hypertextovodkaz"/>
                                 </w:rPr>
-                                <w:t>(zd</w:t>
-                              </w:r>
-                              <w:r>
-                                <w:rPr>
-                                  <w:rStyle w:val="Hypertextovodkaz"/>
-                                </w:rPr>
-                                <w:t>r</w:t>
-                              </w:r>
-                              <w:r>
-                                <w:rPr>
-                                  <w:rStyle w:val="Hypertextovodkaz"/>
-                                </w:rPr>
-                                <w:t>oj)</w:t>
+                                <w:t>(zdroj)</w:t>
                               </w:r>
                               <w:bookmarkEnd w:id="23"/>
                             </w:hyperlink>
@@ -5436,6 +5482,9 @@
                         <w:t>3</w:t>
                       </w:r>
                       <w:r>
+                        <w:rPr>
+                          <w:noProof/>
+                        </w:rPr>
                         <w:fldChar w:fldCharType="end"/>
                       </w:r>
                       <w:r>
@@ -5446,19 +5495,7 @@
                           <w:rPr>
                             <w:rStyle w:val="Hypertextovodkaz"/>
                           </w:rPr>
-                          <w:t>(zd</w:t>
-                        </w:r>
-                        <w:r>
-                          <w:rPr>
-                            <w:rStyle w:val="Hypertextovodkaz"/>
-                          </w:rPr>
-                          <w:t>r</w:t>
-                        </w:r>
-                        <w:r>
-                          <w:rPr>
-                            <w:rStyle w:val="Hypertextovodkaz"/>
-                          </w:rPr>
-                          <w:t>oj)</w:t>
+                          <w:t>(zdroj)</w:t>
                         </w:r>
                         <w:bookmarkEnd w:id="24"/>
                       </w:hyperlink>
@@ -5567,10 +5604,7 @@
         <w:t>. Poté stačí jen složku s programem elektronického letáku přesunout do IIS složky:</w:t>
       </w:r>
       <w:r>
-        <w:t xml:space="preserve"> </w:t>
-      </w:r>
-      <w:r>
-        <w:t>C:\inetpub\wwwroot\LetakV3\</w:t>
+        <w:t xml:space="preserve"> C:\inetpub\wwwroot\LetakV3\</w:t>
       </w:r>
       <w:r>
         <w:t xml:space="preserve">. </w:t>
@@ -5581,7 +5615,7 @@
     </w:p>
     <w:p>
       <w:pPr>
-        <w:spacing w:after="160" w:line="259" w:lineRule="auto"/>
+        <w:spacing w:after="160"/>
         <w:jc w:val="left"/>
       </w:pPr>
       <w:r>
@@ -5759,9 +5793,9 @@
                                 <w:szCs w:val="22"/>
                               </w:rPr>
                             </w:pPr>
-                            <w:bookmarkStart w:id="27" w:name="_Ref224336102"/>
-                            <w:bookmarkStart w:id="28" w:name="_Ref224336106"/>
-                            <w:bookmarkStart w:id="29" w:name="_Toc224337737"/>
+                            <w:bookmarkStart w:id="27" w:name="_Ref224336106"/>
+                            <w:bookmarkStart w:id="28" w:name="_Toc224337737"/>
+                            <w:bookmarkStart w:id="29" w:name="_Ref224336102"/>
                             <w:r>
                               <w:t xml:space="preserve">Obrázek </w:t>
                             </w:r>
@@ -5781,9 +5815,12 @@
                               <w:t>4</w:t>
                             </w:r>
                             <w:r>
+                              <w:rPr>
+                                <w:noProof/>
+                              </w:rPr>
                               <w:fldChar w:fldCharType="end"/>
                             </w:r>
-                            <w:bookmarkEnd w:id="28"/>
+                            <w:bookmarkEnd w:id="27"/>
                             <w:r>
                               <w:t xml:space="preserve"> </w:t>
                             </w:r>
@@ -5795,23 +5832,11 @@
                                 <w:rPr>
                                   <w:rStyle w:val="Hypertextovodkaz"/>
                                 </w:rPr>
-                                <w:t>(zd</w:t>
+                                <w:t>(zdroj)</w:t>
                               </w:r>
-                              <w:r>
-                                <w:rPr>
-                                  <w:rStyle w:val="Hypertextovodkaz"/>
-                                </w:rPr>
-                                <w:t>r</w:t>
-                              </w:r>
-                              <w:r>
-                                <w:rPr>
-                                  <w:rStyle w:val="Hypertextovodkaz"/>
-                                </w:rPr>
-                                <w:t>oj)</w:t>
-                              </w:r>
-                              <w:bookmarkEnd w:id="29"/>
+                              <w:bookmarkEnd w:id="28"/>
                             </w:hyperlink>
-                            <w:bookmarkEnd w:id="27"/>
+                            <w:bookmarkEnd w:id="29"/>
                           </w:p>
                         </w:txbxContent>
                       </wps:txbx>
@@ -5840,9 +5865,9 @@
                           <w:szCs w:val="22"/>
                         </w:rPr>
                       </w:pPr>
-                      <w:bookmarkStart w:id="30" w:name="_Ref224336102"/>
-                      <w:bookmarkStart w:id="31" w:name="_Ref224336106"/>
-                      <w:bookmarkStart w:id="32" w:name="_Toc224337737"/>
+                      <w:bookmarkStart w:id="30" w:name="_Ref224336106"/>
+                      <w:bookmarkStart w:id="31" w:name="_Toc224337737"/>
+                      <w:bookmarkStart w:id="32" w:name="_Ref224336102"/>
                       <w:r>
                         <w:t xml:space="preserve">Obrázek </w:t>
                       </w:r>
@@ -5862,9 +5887,12 @@
                         <w:t>4</w:t>
                       </w:r>
                       <w:r>
+                        <w:rPr>
+                          <w:noProof/>
+                        </w:rPr>
                         <w:fldChar w:fldCharType="end"/>
                       </w:r>
-                      <w:bookmarkEnd w:id="31"/>
+                      <w:bookmarkEnd w:id="30"/>
                       <w:r>
                         <w:t xml:space="preserve"> </w:t>
                       </w:r>
@@ -5876,23 +5904,11 @@
                           <w:rPr>
                             <w:rStyle w:val="Hypertextovodkaz"/>
                           </w:rPr>
-                          <w:t>(zd</w:t>
+                          <w:t>(zdroj)</w:t>
                         </w:r>
-                        <w:r>
-                          <w:rPr>
-                            <w:rStyle w:val="Hypertextovodkaz"/>
-                          </w:rPr>
-                          <w:t>r</w:t>
-                        </w:r>
-                        <w:r>
-                          <w:rPr>
-                            <w:rStyle w:val="Hypertextovodkaz"/>
-                          </w:rPr>
-                          <w:t>oj)</w:t>
-                        </w:r>
-                        <w:bookmarkEnd w:id="32"/>
+                        <w:bookmarkEnd w:id="31"/>
                       </w:hyperlink>
-                      <w:bookmarkEnd w:id="30"/>
+                      <w:bookmarkEnd w:id="32"/>
                     </w:p>
                   </w:txbxContent>
                 </v:textbox>
@@ -5903,10 +5919,7 @@
         </mc:AlternateContent>
       </w:r>
       <w:r>
-        <w:t xml:space="preserve"> </w:t>
-      </w:r>
-      <w:r>
-        <w:t xml:space="preserve">Obrazová data (jednotlivé stránky letáku) jsou uložena v samostatné složce </w:t>
+        <w:t xml:space="preserve"> Obrazová data (jednotlivé stránky letáku) jsou uložena v samostatné složce </w:t>
       </w:r>
       <w:proofErr w:type="spellStart"/>
       <w:r>
@@ -5971,10 +5984,7 @@
         <w:t>Její výhodou je plynulé vykreslování s využitím hardwarové akcelerace a podpora ovládání jak pomocí myši, tak i na dotykových zařízeních.</w:t>
       </w:r>
       <w:r>
-        <w:t xml:space="preserve"> </w:t>
-      </w:r>
-      <w:r>
-        <w:t xml:space="preserve">Knihovna je inicializována uvnitř metody </w:t>
+        <w:t xml:space="preserve"> Knihovna je inicializována uvnitř metody </w:t>
       </w:r>
       <w:proofErr w:type="spellStart"/>
       <w:r>
@@ -6190,7 +6200,7 @@
     </w:p>
     <w:p>
       <w:pPr>
-        <w:spacing w:after="160" w:line="259" w:lineRule="auto"/>
+        <w:spacing w:after="160"/>
         <w:jc w:val="left"/>
       </w:pPr>
       <w:r>
@@ -6342,6 +6352,9 @@
                               <w:t>5</w:t>
                             </w:r>
                             <w:r>
+                              <w:rPr>
+                                <w:noProof/>
+                              </w:rPr>
                               <w:fldChar w:fldCharType="end"/>
                             </w:r>
                             <w:r>
@@ -6352,19 +6365,7 @@
                                 <w:rPr>
                                   <w:rStyle w:val="Hypertextovodkaz"/>
                                 </w:rPr>
-                                <w:t>(zd</w:t>
-                              </w:r>
-                              <w:r>
-                                <w:rPr>
-                                  <w:rStyle w:val="Hypertextovodkaz"/>
-                                </w:rPr>
-                                <w:t>r</w:t>
-                              </w:r>
-                              <w:r>
-                                <w:rPr>
-                                  <w:rStyle w:val="Hypertextovodkaz"/>
-                                </w:rPr>
-                                <w:t>oj)</w:t>
+                                <w:t>(zdroj)</w:t>
                               </w:r>
                               <w:bookmarkEnd w:id="39"/>
                             </w:hyperlink>
@@ -6416,6 +6417,9 @@
                         <w:t>5</w:t>
                       </w:r>
                       <w:r>
+                        <w:rPr>
+                          <w:noProof/>
+                        </w:rPr>
                         <w:fldChar w:fldCharType="end"/>
                       </w:r>
                       <w:r>
@@ -6426,19 +6430,7 @@
                           <w:rPr>
                             <w:rStyle w:val="Hypertextovodkaz"/>
                           </w:rPr>
-                          <w:t>(zd</w:t>
-                        </w:r>
-                        <w:r>
-                          <w:rPr>
-                            <w:rStyle w:val="Hypertextovodkaz"/>
-                          </w:rPr>
-                          <w:t>r</w:t>
-                        </w:r>
-                        <w:r>
-                          <w:rPr>
-                            <w:rStyle w:val="Hypertextovodkaz"/>
-                          </w:rPr>
-                          <w:t>oj)</w:t>
+                          <w:t>(zdroj)</w:t>
                         </w:r>
                         <w:bookmarkEnd w:id="40"/>
                       </w:hyperlink>
@@ -6663,6 +6655,9 @@
                               <w:t>6</w:t>
                             </w:r>
                             <w:r>
+                              <w:rPr>
+                                <w:noProof/>
+                              </w:rPr>
                               <w:fldChar w:fldCharType="end"/>
                             </w:r>
                             <w:r>
@@ -6731,6 +6726,9 @@
                         <w:t>6</w:t>
                       </w:r>
                       <w:r>
+                        <w:rPr>
+                          <w:noProof/>
+                        </w:rPr>
                         <w:fldChar w:fldCharType="end"/>
                       </w:r>
                       <w:r>
@@ -6894,13 +6892,7 @@
       </w:r>
       <w:proofErr w:type="spellEnd"/>
       <w:r>
-        <w:t xml:space="preserve"> věrně simuluje fyzikální vlastnosti reálné knihy, vyžaduje pro své bezchybné vykreslení sudý počet stran (každý list musí mít líc a rub). Pokud by do vstupní složky uživatel nahrál lichý počet obrázků, došlo by k chybě ve výpočtu párování stránek a následnému narušení celkového grafického rozložení (layoutu) letáku.</w:t>
-      </w:r>
-      <w:r>
-        <w:t xml:space="preserve"> </w:t>
-      </w:r>
-      <w:r>
-        <w:t>Aby se tomuto selhání předešlo, byl do jádra aplikace navržen automatizovaný mechanismus auto-korekce.</w:t>
+        <w:t xml:space="preserve"> věrně simuluje fyzikální vlastnosti reálné knihy, vyžaduje pro své bezchybné vykreslení sudý počet stran (každý list musí mít líc a rub). Pokud by do vstupní složky uživatel nahrál lichý počet obrázků, došlo by k chybě ve výpočtu párování stránek a následnému narušení celkového grafického rozložení (layoutu) letáku. Aby se tomuto selhání předešlo, byl do jádra aplikace navržen automatizovaný mechanismus auto-korekce.</w:t>
       </w:r>
     </w:p>
     <w:p>
@@ -6982,7 +6974,7 @@
         <w:ind w:firstLine="720"/>
       </w:pPr>
       <w:r>
-        <w:t xml:space="preserve">Tato metoda nespoléhá na žádný předpřipravený externí obrázek na serveru, což zvyšuje robustnost celého řešení. Místo toho je záchranná stránka generována čistě algoritmicky za běhu programu pomocí aplikačního rozhraní HTML5 </w:t>
+        <w:t xml:space="preserve">Program si chybovou stránku vytváří sám bez potřeby uloženého obrázku. Místo toho je tato stránka generována za běhu programu pomocí HTML5 </w:t>
       </w:r>
       <w:proofErr w:type="spellStart"/>
       <w:r>
@@ -6990,10 +6982,7 @@
       </w:r>
       <w:proofErr w:type="spellEnd"/>
       <w:r>
-        <w:t xml:space="preserve"> </w:t>
-      </w:r>
-      <w:r>
-        <w:t xml:space="preserve">(viz </w:t>
+        <w:t xml:space="preserve"> (viz </w:t>
       </w:r>
       <w:r>
         <w:fldChar w:fldCharType="begin"/>
@@ -7013,6 +7002,14 @@
       <w:r>
         <w:t>)</w:t>
       </w:r>
+      <w:r>
+        <w:t xml:space="preserve">, což je prvek určený pro vykreslování grafiky pomocí </w:t>
+      </w:r>
+      <w:proofErr w:type="spellStart"/>
+      <w:r>
+        <w:t>JavaScriptu</w:t>
+      </w:r>
+      <w:proofErr w:type="spellEnd"/>
       <w:r>
         <w:t>.</w:t>
       </w:r>
@@ -7216,6 +7213,9 @@
                               <w:t>7</w:t>
                             </w:r>
                             <w:r>
+                              <w:rPr>
+                                <w:noProof/>
+                              </w:rPr>
                               <w:fldChar w:fldCharType="end"/>
                             </w:r>
                             <w:r>
@@ -7288,6 +7288,9 @@
                         <w:t>7</w:t>
                       </w:r>
                       <w:r>
+                        <w:rPr>
+                          <w:noProof/>
+                        </w:rPr>
                         <w:fldChar w:fldCharType="end"/>
                       </w:r>
                       <w:r>
@@ -7446,13 +7449,7 @@
         <w:fldChar w:fldCharType="separate"/>
       </w:r>
       <w:r>
-        <w:t>CSS3</w:t>
-      </w:r>
-      <w:r>
-        <w:t xml:space="preserve"> </w:t>
-      </w:r>
-      <w:r>
-        <w:t>pro moderní design</w:t>
+        <w:t>CSS3 pro moderní design</w:t>
       </w:r>
       <w:r>
         <w:fldChar w:fldCharType="end"/>
@@ -7682,6 +7679,9 @@
                               <w:t>8</w:t>
                             </w:r>
                             <w:r>
+                              <w:rPr>
+                                <w:noProof/>
+                              </w:rPr>
                               <w:fldChar w:fldCharType="end"/>
                             </w:r>
                             <w:bookmarkEnd w:id="53"/>
@@ -7752,6 +7752,9 @@
                         <w:t>8</w:t>
                       </w:r>
                       <w:r>
+                        <w:rPr>
+                          <w:noProof/>
+                        </w:rPr>
                         <w:fldChar w:fldCharType="end"/>
                       </w:r>
                       <w:bookmarkEnd w:id="55"/>
@@ -7843,6 +7846,9 @@
       <w:r>
         <w:t>zmenšuje a zvětšuje, ale vždy si zachovává svůj tvar.</w:t>
       </w:r>
+      <w:r>
+        <w:tab/>
+      </w:r>
     </w:p>
     <w:p>
       <w:pPr>
@@ -7931,13 +7937,7 @@
       </w:r>
       <w:proofErr w:type="gramEnd"/>
       <w:r>
-        <w:t xml:space="preserve"> průhledností. Díky tomu vzniká realistický gradient, který simuluje přirozené zastínění v místě ohybu papíru</w:t>
-      </w:r>
-      <w:r>
-        <w:t xml:space="preserve"> </w:t>
-      </w:r>
-      <w:r>
-        <w:t xml:space="preserve">(viz </w:t>
+        <w:t xml:space="preserve"> průhledností. Díky tomu vzniká realistický gradient, který simuluje přirozené zastínění v místě ohybu papíru (viz </w:t>
       </w:r>
       <w:r>
         <w:fldChar w:fldCharType="begin"/>
@@ -7949,13 +7949,7 @@
         <w:fldChar w:fldCharType="separate"/>
       </w:r>
       <w:r>
-        <w:t>Obráze</w:t>
-      </w:r>
-      <w:r>
-        <w:t>k</w:t>
-      </w:r>
-      <w:r>
-        <w:t xml:space="preserve"> </w:t>
+        <w:t xml:space="preserve">Obrázek </w:t>
       </w:r>
       <w:r>
         <w:rPr>
@@ -8029,13 +8023,7 @@
       </w:pPr>
       <w:r>
         <w:lastRenderedPageBreak/>
-        <w:t>Parametry tohoto efektu nejsou v CSS definovány staticky. Místo toho využívají globální CSS proměnné, například:</w:t>
-      </w:r>
-      <w:r>
-        <w:t xml:space="preserve"> </w:t>
-      </w:r>
-      <w:r>
-        <w:t>--</w:t>
+        <w:t>Parametry tohoto efektu nejsou v CSS definovány staticky. Místo toho využívají globální CSS proměnné, například: --</w:t>
       </w:r>
       <w:proofErr w:type="spellStart"/>
       <w:r>
@@ -8043,10 +8031,7 @@
       </w:r>
       <w:proofErr w:type="spellEnd"/>
       <w:r>
-        <w:t xml:space="preserve">, </w:t>
-      </w:r>
-      <w:r>
-        <w:t>--</w:t>
+        <w:t>, --</w:t>
       </w:r>
       <w:proofErr w:type="spellStart"/>
       <w:r>
@@ -8054,13 +8039,7 @@
       </w:r>
       <w:proofErr w:type="spellEnd"/>
       <w:r>
-        <w:t>-offset</w:t>
-      </w:r>
-      <w:r>
-        <w:t xml:space="preserve">, </w:t>
-      </w:r>
-      <w:r>
-        <w:t>--</w:t>
+        <w:t>-offset, --</w:t>
       </w:r>
       <w:proofErr w:type="spellStart"/>
       <w:r>
@@ -8340,10 +8319,7 @@
         <w:ind w:firstLine="720"/>
       </w:pPr>
       <w:r>
-        <w:t>Jak bylo popsáno v teoretické části (viz</w:t>
-      </w:r>
-      <w:r>
-        <w:t xml:space="preserve"> </w:t>
+        <w:t xml:space="preserve">Jak bylo popsáno v teoretické části (viz </w:t>
       </w:r>
       <w:r>
         <w:fldChar w:fldCharType="begin"/>
@@ -8355,13 +8331,7 @@
         <w:fldChar w:fldCharType="separate"/>
       </w:r>
       <w:r>
-        <w:t>CSS3 pr</w:t>
-      </w:r>
-      <w:r>
-        <w:t>o</w:t>
-      </w:r>
-      <w:r>
-        <w:t xml:space="preserve"> moderní design</w:t>
+        <w:t>CSS3 pro moderní design</w:t>
       </w:r>
       <w:r>
         <w:fldChar w:fldCharType="end"/>
@@ -8505,6 +8475,9 @@
                               <w:t>9</w:t>
                             </w:r>
                             <w:r>
+                              <w:rPr>
+                                <w:noProof/>
+                              </w:rPr>
                               <w:fldChar w:fldCharType="end"/>
                             </w:r>
                             <w:r>
@@ -8570,6 +8543,9 @@
                         <w:t>9</w:t>
                       </w:r>
                       <w:r>
+                        <w:rPr>
+                          <w:noProof/>
+                        </w:rPr>
                         <w:fldChar w:fldCharType="end"/>
                       </w:r>
                       <w:r>
@@ -8691,10 +8667,7 @@
         <w:ind w:firstLine="720"/>
       </w:pPr>
       <w:r>
-        <w:t>V souladu se zásadami moderního UI/UX designu (viz</w:t>
-      </w:r>
-      <w:r>
-        <w:t xml:space="preserve"> </w:t>
+        <w:t xml:space="preserve">V souladu se zásadami moderního UI/UX designu (viz </w:t>
       </w:r>
       <w:r>
         <w:fldChar w:fldCharType="begin"/>
@@ -8706,13 +8679,7 @@
         <w:fldChar w:fldCharType="separate"/>
       </w:r>
       <w:r>
-        <w:t>Zásady moderní</w:t>
-      </w:r>
-      <w:r>
-        <w:t>h</w:t>
-      </w:r>
-      <w:r>
-        <w:t>o UI/UX designu</w:t>
+        <w:t>Zásady moderního UI/UX designu</w:t>
       </w:r>
       <w:r>
         <w:fldChar w:fldCharType="end"/>
@@ -8869,6 +8836,9 @@
                               <w:t>10</w:t>
                             </w:r>
                             <w:r>
+                              <w:rPr>
+                                <w:noProof/>
+                              </w:rPr>
                               <w:fldChar w:fldCharType="end"/>
                             </w:r>
                             <w:r>
@@ -8942,6 +8912,9 @@
                         <w:t>10</w:t>
                       </w:r>
                       <w:r>
+                        <w:rPr>
+                          <w:noProof/>
+                        </w:rPr>
                         <w:fldChar w:fldCharType="end"/>
                       </w:r>
                       <w:r>
@@ -9105,10 +9078,7 @@
         <w:t>3</w:t>
       </w:r>
       <w:r>
-        <w:t>, 2.mp3, 3.mp3</w:t>
-      </w:r>
-      <w:r>
-        <w:t xml:space="preserve"> viz </w:t>
+        <w:t xml:space="preserve">, 2.mp3, 3.mp3 viz </w:t>
       </w:r>
       <w:r>
         <w:fldChar w:fldCharType="begin"/>
@@ -9120,13 +9090,7 @@
         <w:fldChar w:fldCharType="separate"/>
       </w:r>
       <w:r>
-        <w:t>Obrá</w:t>
-      </w:r>
-      <w:r>
-        <w:t>z</w:t>
-      </w:r>
-      <w:r>
-        <w:t xml:space="preserve">ek </w:t>
+        <w:t xml:space="preserve">Obrázek </w:t>
       </w:r>
       <w:r>
         <w:rPr>
@@ -9257,7 +9221,13 @@
         <w:ind w:firstLine="431"/>
       </w:pPr>
       <w:r>
-        <w:t xml:space="preserve">Hlavní cíl práce, kterým bylo vytvoření interaktivní online formy propagačního letáku na základě požadavků vedení školy, byl úspěšně splněn. Původní statické obrázky byly transformovány do podoby digitálního objektu simulujícího reálné listování. Aplikace dynamicky načítá obrazová data ze serveru, automaticky filtruje a řadí vstupní soubory a pomocí knihovny </w:t>
+        <w:t xml:space="preserve">Hlavní cíl práce, kterým bylo vytvoření interaktivní online formy propagačního letáku na základě požadavků vedení školy, byl úspěšně splněn. </w:t>
+      </w:r>
+      <w:r>
+        <w:t>Původní obrázky letáku byly převedeny do interaktivní podoby, která simuluje listování jako u skutečného letáku</w:t>
+      </w:r>
+      <w:r>
+        <w:t xml:space="preserve">. Aplikace dynamicky načítá obrazová data ze serveru, automaticky filtruje a řadí vstupní soubory a pomocí knihovny </w:t>
       </w:r>
       <w:proofErr w:type="spellStart"/>
       <w:r>
@@ -9313,10 +9283,7 @@
         <w:ind w:firstLine="431"/>
       </w:pPr>
       <w:r>
-        <w:t>Lze konstatovat, že vytvořená aplikace představuje moderní a uživatelsky přívětivé řešení pro prezentaci digitálních letáků a je připravena k praktickému nasazení na web</w:t>
-      </w:r>
-      <w:r>
-        <w:t>.</w:t>
+        <w:t>Lze konstatovat, že vytvořená aplikace představuje moderní a uživatelsky přívětivé řešení pro prezentaci digitálních letáků a je připravena k praktickému nasazení na web.</w:t>
       </w:r>
     </w:p>
     <w:p>
@@ -9324,6 +9291,8 @@
         <w:pStyle w:val="Nadpis1"/>
       </w:pPr>
       <w:bookmarkStart w:id="70" w:name="_Toc224339038"/>
+      <w:bookmarkStart w:id="71" w:name="_Použité_zdroje"/>
+      <w:bookmarkEnd w:id="71"/>
       <w:r>
         <w:lastRenderedPageBreak/>
         <w:t>Použité zdroje</w:t>
@@ -9331,6 +9300,9 @@
       <w:bookmarkEnd w:id="70"/>
     </w:p>
     <w:p>
+      <w:pPr>
+        <w:jc w:val="left"/>
+      </w:pPr>
       <w:r>
         <w:t>[1]</w:t>
       </w:r>
@@ -9338,44 +9310,58 @@
         <w:t xml:space="preserve"> </w:t>
       </w:r>
       <w:r>
-        <w:t xml:space="preserve">FLIPPINGBOOK. </w:t>
-      </w:r>
-      <w:proofErr w:type="spellStart"/>
-      <w:r>
-        <w:t>What</w:t>
-      </w:r>
-      <w:proofErr w:type="spellEnd"/>
+        <w:t>SALVET, Pavel.</w:t>
+      </w:r>
       <w:r>
         <w:t xml:space="preserve"> </w:t>
       </w:r>
-      <w:proofErr w:type="spellStart"/>
-      <w:r>
-        <w:t>is</w:t>
-      </w:r>
-      <w:proofErr w:type="spellEnd"/>
-      <w:r>
-        <w:t xml:space="preserve"> a </w:t>
-      </w:r>
-      <w:proofErr w:type="spellStart"/>
-      <w:r>
-        <w:t>flipbook</w:t>
-      </w:r>
-      <w:proofErr w:type="spellEnd"/>
-      <w:r>
-        <w:t xml:space="preserve">? [online]. Dostupné z: </w:t>
+      <w:r>
+        <w:rPr>
+          <w:i/>
+          <w:iCs/>
+        </w:rPr>
+        <w:t xml:space="preserve">Rychlý průvodce pokročilým </w:t>
+      </w:r>
+      <w:proofErr w:type="spellStart"/>
+      <w:r>
+        <w:rPr>
+          <w:i/>
+          <w:iCs/>
+        </w:rPr>
+        <w:t>JavaScriptem</w:t>
+      </w:r>
+      <w:proofErr w:type="spellEnd"/>
+      <w:r>
+        <w:t>. Online. Interval.cz. 2010. Dostupné z: </w:t>
       </w:r>
       <w:hyperlink r:id="rId50" w:history="1">
         <w:r>
           <w:rPr>
             <w:rStyle w:val="Hypertextovodkaz"/>
-            <w:rFonts w:eastAsia="Times New Roman" w:cs="Times New Roman"/>
-            <w:szCs w:val="24"/>
           </w:rPr>
-          <w:t>https://flippingbook.com</w:t>
+          <w:t>https://w</w:t>
+        </w:r>
+        <w:r>
+          <w:rPr>
+            <w:rStyle w:val="Hypertextovodkaz"/>
+          </w:rPr>
+          <w:t>w</w:t>
+        </w:r>
+        <w:r>
+          <w:rPr>
+            <w:rStyle w:val="Hypertextovodkaz"/>
+          </w:rPr>
+          <w:t>w.interval.cz/clanky/rychly-pruvodce-pokrocilym-javascriptem/</w:t>
         </w:r>
       </w:hyperlink>
-    </w:p>
-    <w:p>
+      <w:r>
+        <w:t>. [cit. 2026-03-15].</w:t>
+      </w:r>
+    </w:p>
+    <w:p>
+      <w:pPr>
+        <w:jc w:val="left"/>
+      </w:pPr>
       <w:r>
         <w:t>[2]</w:t>
       </w:r>
@@ -9383,74 +9369,197 @@
         <w:t xml:space="preserve"> </w:t>
       </w:r>
       <w:r>
-        <w:t xml:space="preserve">GOOGLE. Google </w:t>
-      </w:r>
-      <w:proofErr w:type="spellStart"/>
-      <w:r>
-        <w:t>Analytics</w:t>
-      </w:r>
-      <w:proofErr w:type="spellEnd"/>
-      <w:r>
-        <w:t xml:space="preserve"> – Oficiální dokumentace [online]. Dostupné z: </w:t>
+        <w:t>HANÁK, Drahomír.</w:t>
+      </w:r>
+      <w:r>
+        <w:t xml:space="preserve"> </w:t>
+      </w:r>
+      <w:proofErr w:type="spellStart"/>
+      <w:r>
+        <w:rPr>
+          <w:i/>
+          <w:iCs/>
+        </w:rPr>
+        <w:t>Canvas</w:t>
+      </w:r>
+      <w:proofErr w:type="spellEnd"/>
+      <w:r>
+        <w:rPr>
+          <w:i/>
+          <w:iCs/>
+        </w:rPr>
+        <w:t xml:space="preserve"> aneb grafika </w:t>
+      </w:r>
+      <w:proofErr w:type="spellStart"/>
+      <w:r>
+        <w:rPr>
+          <w:i/>
+          <w:iCs/>
+        </w:rPr>
+        <w:t>JavaScriptem</w:t>
+      </w:r>
+      <w:proofErr w:type="spellEnd"/>
+      <w:r>
+        <w:t xml:space="preserve">. Online. </w:t>
+      </w:r>
+      <w:r>
+        <w:t>ITnetwork</w:t>
+      </w:r>
+      <w:r>
+        <w:t>.cz. Dostupné z: </w:t>
       </w:r>
       <w:hyperlink r:id="rId51" w:history="1">
         <w:r>
           <w:rPr>
             <w:rStyle w:val="Hypertextovodkaz"/>
-            <w:rFonts w:eastAsia="Times New Roman" w:cs="Times New Roman"/>
-            <w:szCs w:val="24"/>
           </w:rPr>
-          <w:t>https://support.google.com/analytics</w:t>
+          <w:t>https://www.itnetwork.cz/javascript/zaklady/zdrojove-kody/canvas-aneb-grafika-javascriptem</w:t>
         </w:r>
       </w:hyperlink>
-    </w:p>
-    <w:p>
+      <w:r>
+        <w:t>. [cit. 2026-03-15].</w:t>
+      </w:r>
+    </w:p>
+    <w:p>
+      <w:pPr>
+        <w:jc w:val="left"/>
+      </w:pPr>
       <w:r>
         <w:t xml:space="preserve">[3] </w:t>
       </w:r>
       <w:r>
-        <w:t>ČESKO. Zákon č. 480/2004 Sb., o některých službách informační společnosti. In: Sbírka zákonů České republiky. 2004.</w:t>
-      </w:r>
-    </w:p>
-    <w:p>
-      <w:r>
-        <w:t>[4]</w:t>
-      </w:r>
-      <w:r>
-        <w:t xml:space="preserve"> GURU, UX. Princip F-vzoru: Jak uživatelé skenují webové stránky a digitální dokumenty. [online]. 2025 [cit. 2026-02-15]. Dostupné z: </w:t>
+        <w:t>VEVERKA, Radek.</w:t>
+      </w:r>
+      <w:r>
+        <w:t xml:space="preserve"> </w:t>
+      </w:r>
+      <w:r>
+        <w:rPr>
+          <w:i/>
+          <w:iCs/>
+        </w:rPr>
+        <w:t xml:space="preserve">Asynchronní požadavky s využitím </w:t>
+      </w:r>
+      <w:proofErr w:type="spellStart"/>
+      <w:r>
+        <w:rPr>
+          <w:i/>
+          <w:iCs/>
+        </w:rPr>
+        <w:t>fetch</w:t>
+      </w:r>
+      <w:proofErr w:type="spellEnd"/>
+      <w:r>
+        <w:rPr>
+          <w:i/>
+          <w:iCs/>
+        </w:rPr>
+        <w:t xml:space="preserve"> API v </w:t>
+      </w:r>
+      <w:proofErr w:type="spellStart"/>
+      <w:r>
+        <w:rPr>
+          <w:i/>
+          <w:iCs/>
+        </w:rPr>
+        <w:t>JavaScriptu</w:t>
+      </w:r>
+      <w:proofErr w:type="spellEnd"/>
+      <w:r>
+        <w:t xml:space="preserve">. Online. </w:t>
+      </w:r>
+      <w:r>
+        <w:t>ITnetwork</w:t>
+      </w:r>
+      <w:r>
+        <w:t>.cz. Dostupné z: </w:t>
       </w:r>
       <w:hyperlink r:id="rId52" w:history="1">
         <w:r>
           <w:rPr>
             <w:rStyle w:val="Hypertextovodkaz"/>
           </w:rPr>
-          <w:t>https://www.uxdesign.cc</w:t>
+          <w:t>https://www.itnetwork.cz/javascript/oop/asynchronni-pozadavky-s-vyuzitim-fetch-api-v-javascriptu</w:t>
         </w:r>
       </w:hyperlink>
-    </w:p>
-    <w:p>
-      <w:r>
-        <w:t>[5]</w:t>
+      <w:r>
+        <w:t>. [cit. 2026-03-15].</w:t>
+      </w:r>
+    </w:p>
+    <w:p>
+      <w:pPr>
+        <w:jc w:val="left"/>
+      </w:pPr>
+      <w:r>
+        <w:t>[4]</w:t>
       </w:r>
       <w:r>
         <w:t xml:space="preserve"> </w:t>
       </w:r>
       <w:r>
-        <w:t xml:space="preserve">WIKIPEDIE. Internetový katalog. [online]. [cit. 2026-02-15]. Dostupné z: </w:t>
+        <w:t>MICHÁLEK, Martin. </w:t>
+      </w:r>
+      <w:r>
+        <w:rPr>
+          <w:i/>
+          <w:iCs/>
+        </w:rPr>
+        <w:t>CSS proměnné (nebo také autorské či volitelné vlastnosti)</w:t>
+      </w:r>
+      <w:r>
+        <w:t>. Online. Vzhurudolu.cz. Dostupné z: </w:t>
       </w:r>
       <w:hyperlink r:id="rId53" w:history="1">
         <w:r>
           <w:rPr>
             <w:rStyle w:val="Hypertextovodkaz"/>
-            <w:rFonts w:eastAsia="Times New Roman" w:cs="Times New Roman"/>
-            <w:szCs w:val="24"/>
           </w:rPr>
-          <w:t>https://cs.wikipedia.org/wiki/Internetov%C3%BD_katalog</w:t>
+          <w:t>https://www</w:t>
+        </w:r>
+        <w:r>
+          <w:rPr>
+            <w:rStyle w:val="Hypertextovodkaz"/>
+          </w:rPr>
+          <w:t>.</w:t>
+        </w:r>
+        <w:r>
+          <w:rPr>
+            <w:rStyle w:val="Hypertextovodkaz"/>
+          </w:rPr>
+          <w:t>vzhurudolu.cz/</w:t>
+        </w:r>
+        <w:proofErr w:type="spellStart"/>
+        <w:r>
+          <w:rPr>
+            <w:rStyle w:val="Hypertextovodkaz"/>
+          </w:rPr>
+          <w:t>prirucka</w:t>
+        </w:r>
+        <w:proofErr w:type="spellEnd"/>
+        <w:r>
+          <w:rPr>
+            <w:rStyle w:val="Hypertextovodkaz"/>
+          </w:rPr>
+          <w:t>/css-promenne</w:t>
         </w:r>
       </w:hyperlink>
-    </w:p>
-    <w:p>
-      <w:pPr>
+      <w:r>
+        <w:t>. [cit. 2026-03-15].</w:t>
+      </w:r>
+    </w:p>
+    <w:p>
+      <w:pPr>
+        <w:jc w:val="left"/>
+      </w:pPr>
+    </w:p>
+    <w:p>
+      <w:pPr>
+        <w:jc w:val="left"/>
+      </w:pPr>
+    </w:p>
+    <w:p>
+      <w:pPr>
+        <w:jc w:val="left"/>
         <w:rPr>
           <w:rFonts w:eastAsia="Times New Roman" w:cs="Times New Roman"/>
           <w:color w:val="EE0000"/>
@@ -9472,6 +9581,7 @@
           <w:tab w:val="left" w:pos="3402"/>
         </w:tabs>
         <w:spacing w:before="120" w:after="0"/>
+        <w:jc w:val="left"/>
         <w:rPr>
           <w:rFonts w:eastAsia="Times New Roman" w:cs="Times New Roman"/>
           <w:szCs w:val="24"/>
@@ -9482,12 +9592,12 @@
       <w:pPr>
         <w:pStyle w:val="Nadpis1"/>
       </w:pPr>
-      <w:bookmarkStart w:id="71" w:name="_Toc224339039"/>
+      <w:bookmarkStart w:id="72" w:name="_Toc224339039"/>
       <w:r>
         <w:lastRenderedPageBreak/>
         <w:t>Seznam použitých obrázků</w:t>
       </w:r>
-      <w:bookmarkEnd w:id="71"/>
+      <w:bookmarkEnd w:id="72"/>
     </w:p>
     <w:p>
       <w:pPr>
@@ -10236,12 +10346,12 @@
       <w:pPr>
         <w:pStyle w:val="Nadpis1"/>
       </w:pPr>
-      <w:bookmarkStart w:id="72" w:name="_Toc224339040"/>
+      <w:bookmarkStart w:id="73" w:name="_Toc224339040"/>
       <w:r>
         <w:lastRenderedPageBreak/>
         <w:t>Seznam použitých tabulek</w:t>
       </w:r>
-      <w:bookmarkEnd w:id="72"/>
+      <w:bookmarkEnd w:id="73"/>
     </w:p>
     <w:p>
       <w:pPr>
@@ -10265,12 +10375,12 @@
       <w:pPr>
         <w:pStyle w:val="Nadpis1"/>
       </w:pPr>
-      <w:bookmarkStart w:id="73" w:name="_Toc224339041"/>
+      <w:bookmarkStart w:id="74" w:name="_Toc224339041"/>
       <w:r>
         <w:lastRenderedPageBreak/>
         <w:t>Seznam příloh</w:t>
       </w:r>
-      <w:bookmarkEnd w:id="73"/>
+      <w:bookmarkEnd w:id="74"/>
     </w:p>
     <w:p>
       <w:pPr>
@@ -13829,6 +13939,10 @@
 </file>
 
 <file path=customXml/item1.xml><?xml version="1.0" encoding="utf-8"?>
+<b:Sources xmlns:b="http://schemas.openxmlformats.org/officeDocument/2006/bibliography" xmlns="http://schemas.openxmlformats.org/officeDocument/2006/bibliography" SelectedStyle="\APASixthEditionOfficeOnline.xsl" StyleName="APA" Version="6"/>
+</file>
+
+<file path=customXml/item2.xml><?xml version="1.0" encoding="utf-8"?>
 <p:properties xmlns:p="http://schemas.microsoft.com/office/2006/metadata/properties" xmlns:xsi="http://www.w3.org/2001/XMLSchema-instance" xmlns:pc="http://schemas.microsoft.com/office/infopath/2007/PartnerControls">
   <documentManagement>
     <lcf76f155ced4ddcb4097134ff3c332f xmlns="153c4878-02f9-4396-b02a-fe3aa7d7971f">
@@ -13837,15 +13951,6 @@
     <TaxCatchAll xmlns="25aa8985-1fc4-4e97-a914-b84ef2743878" xsi:nil="true"/>
   </documentManagement>
 </p:properties>
-</file>
-
-<file path=customXml/item2.xml><?xml version="1.0" encoding="utf-8"?>
-<?mso-contentType ?>
-<FormTemplates xmlns="http://schemas.microsoft.com/sharepoint/v3/contenttype/forms">
-  <Display>DocumentLibraryForm</Display>
-  <Edit>DocumentLibraryForm</Edit>
-  <New>DocumentLibraryForm</New>
-</FormTemplates>
 </file>
 
 <file path=customXml/item3.xml><?xml version="1.0" encoding="utf-8"?>
@@ -14044,24 +14149,29 @@
 </file>
 
 <file path=customXml/item5.xml><?xml version="1.0" encoding="utf-8"?>
-<b:Sources xmlns:b="http://schemas.openxmlformats.org/officeDocument/2006/bibliography" xmlns="http://schemas.openxmlformats.org/officeDocument/2006/bibliography" SelectedStyle="\APASixthEditionOfficeOnline.xsl" StyleName="APA" Version="6"/>
+<?mso-contentType ?>
+<FormTemplates xmlns="http://schemas.microsoft.com/sharepoint/v3/contenttype/forms">
+  <Display>DocumentLibraryForm</Display>
+  <Edit>DocumentLibraryForm</Edit>
+  <New>DocumentLibraryForm</New>
+</FormTemplates>
 </file>
 
 <file path=customXml/itemProps1.xml><?xml version="1.0" encoding="utf-8"?>
+<ds:datastoreItem xmlns:ds="http://schemas.openxmlformats.org/officeDocument/2006/customXml" ds:itemID="{664C9CA2-DAAF-46E5-825C-EB5C7B5D07C9}">
+  <ds:schemaRefs>
+    <ds:schemaRef ds:uri="http://schemas.openxmlformats.org/officeDocument/2006/bibliography"/>
+  </ds:schemaRefs>
+</ds:datastoreItem>
+</file>
+
+<file path=customXml/itemProps2.xml><?xml version="1.0" encoding="utf-8"?>
 <ds:datastoreItem xmlns:ds="http://schemas.openxmlformats.org/officeDocument/2006/customXml" ds:itemID="{A5ADED93-EDE7-4288-9C20-7D2C55659F1B}">
   <ds:schemaRefs>
     <ds:schemaRef ds:uri="http://schemas.microsoft.com/office/2006/metadata/properties"/>
     <ds:schemaRef ds:uri="http://schemas.microsoft.com/office/infopath/2007/PartnerControls"/>
     <ds:schemaRef ds:uri="153c4878-02f9-4396-b02a-fe3aa7d7971f"/>
     <ds:schemaRef ds:uri="25aa8985-1fc4-4e97-a914-b84ef2743878"/>
-  </ds:schemaRefs>
-</ds:datastoreItem>
-</file>
-
-<file path=customXml/itemProps2.xml><?xml version="1.0" encoding="utf-8"?>
-<ds:datastoreItem xmlns:ds="http://schemas.openxmlformats.org/officeDocument/2006/customXml" ds:itemID="{DA63FD6A-B099-43EC-8BDB-E8CCA6240E18}">
-  <ds:schemaRefs>
-    <ds:schemaRef ds:uri="http://schemas.microsoft.com/sharepoint/v3/contenttype/forms"/>
   </ds:schemaRefs>
 </ds:datastoreItem>
 </file>
@@ -14095,9 +14205,9 @@
 </file>
 
 <file path=customXml/itemProps5.xml><?xml version="1.0" encoding="utf-8"?>
-<ds:datastoreItem xmlns:ds="http://schemas.openxmlformats.org/officeDocument/2006/customXml" ds:itemID="{664C9CA2-DAAF-46E5-825C-EB5C7B5D07C9}">
+<ds:datastoreItem xmlns:ds="http://schemas.openxmlformats.org/officeDocument/2006/customXml" ds:itemID="{DA63FD6A-B099-43EC-8BDB-E8CCA6240E18}">
   <ds:schemaRefs>
-    <ds:schemaRef ds:uri="http://schemas.openxmlformats.org/officeDocument/2006/bibliography"/>
+    <ds:schemaRef ds:uri="http://schemas.microsoft.com/sharepoint/v3/contenttype/forms"/>
   </ds:schemaRefs>
 </ds:datastoreItem>
 </file>
--- a/milisdorfer_maturitni_prace_elektronicky_letak_program.docx
+++ b/milisdorfer_maturitni_prace_elektronicky_letak_program.docx
@@ -37,7 +37,7 @@
           <w:szCs w:val="28"/>
         </w:rPr>
         <w:drawing>
-          <wp:anchor distT="0" distB="0" distL="114300" distR="114300" simplePos="0" relativeHeight="251659264" behindDoc="0" locked="0" layoutInCell="1" allowOverlap="1" wp14:anchorId="4D5C6897" wp14:editId="1BF0E191">
+          <wp:anchor distT="0" distB="0" distL="114300" distR="114300" simplePos="0" relativeHeight="251659264" behindDoc="0" locked="0" layoutInCell="1" allowOverlap="1" wp14:anchorId="4D5C6897" wp14:editId="011D1F9A">
             <wp:simplePos x="0" y="0"/>
             <wp:positionH relativeFrom="margin">
               <wp:align>center</wp:align>
@@ -702,7 +702,7 @@
           <w:r>
             <w:fldChar w:fldCharType="separate"/>
           </w:r>
-          <w:hyperlink w:anchor="_Toc224339005" w:history="1">
+          <w:hyperlink w:anchor="_Toc226205674" w:history="1">
             <w:r>
               <w:rPr>
                 <w:rStyle w:val="Hypertextovodkaz"/>
@@ -746,7 +746,7 @@
                 <w:noProof/>
                 <w:webHidden/>
               </w:rPr>
-              <w:instrText xml:space="preserve"> PAGEREF _Toc224339005 \h </w:instrText>
+              <w:instrText xml:space="preserve"> PAGEREF _Toc226205674 \h </w:instrText>
             </w:r>
             <w:r>
               <w:rPr>
@@ -766,7 +766,7 @@
                 <w:noProof/>
                 <w:webHidden/>
               </w:rPr>
-              <w:t>7</w:t>
+              <w:t>8</w:t>
             </w:r>
             <w:r>
               <w:rPr>
@@ -792,7 +792,7 @@
               <w14:ligatures w14:val="standardContextual"/>
             </w:rPr>
           </w:pPr>
-          <w:hyperlink w:anchor="_Toc224339006" w:history="1">
+          <w:hyperlink w:anchor="_Toc226205675" w:history="1">
             <w:r>
               <w:rPr>
                 <w:rStyle w:val="Hypertextovodkaz"/>
@@ -836,7 +836,7 @@
                 <w:noProof/>
                 <w:webHidden/>
               </w:rPr>
-              <w:instrText xml:space="preserve"> PAGEREF _Toc224339006 \h </w:instrText>
+              <w:instrText xml:space="preserve"> PAGEREF _Toc226205675 \h </w:instrText>
             </w:r>
             <w:r>
               <w:rPr>
@@ -856,7 +856,7 @@
                 <w:noProof/>
                 <w:webHidden/>
               </w:rPr>
-              <w:t>8</w:t>
+              <w:t>9</w:t>
             </w:r>
             <w:r>
               <w:rPr>
@@ -882,7 +882,7 @@
               <w14:ligatures w14:val="standardContextual"/>
             </w:rPr>
           </w:pPr>
-          <w:hyperlink w:anchor="_Toc224339007" w:history="1">
+          <w:hyperlink w:anchor="_Toc226205676" w:history="1">
             <w:r>
               <w:rPr>
                 <w:rStyle w:val="Hypertextovodkaz"/>
@@ -926,7 +926,7 @@
                 <w:noProof/>
                 <w:webHidden/>
               </w:rPr>
-              <w:instrText xml:space="preserve"> PAGEREF _Toc224339007 \h </w:instrText>
+              <w:instrText xml:space="preserve"> PAGEREF _Toc226205676 \h </w:instrText>
             </w:r>
             <w:r>
               <w:rPr>
@@ -946,7 +946,7 @@
                 <w:noProof/>
                 <w:webHidden/>
               </w:rPr>
-              <w:t>8</w:t>
+              <w:t>9</w:t>
             </w:r>
             <w:r>
               <w:rPr>
@@ -972,7 +972,7 @@
               <w14:ligatures w14:val="standardContextual"/>
             </w:rPr>
           </w:pPr>
-          <w:hyperlink w:anchor="_Toc224339008" w:history="1">
+          <w:hyperlink w:anchor="_Toc226205677" w:history="1">
             <w:r>
               <w:rPr>
                 <w:rStyle w:val="Hypertextovodkaz"/>
@@ -1016,7 +1016,7 @@
                 <w:noProof/>
                 <w:webHidden/>
               </w:rPr>
-              <w:instrText xml:space="preserve"> PAGEREF _Toc224339008 \h </w:instrText>
+              <w:instrText xml:space="preserve"> PAGEREF _Toc226205677 \h </w:instrText>
             </w:r>
             <w:r>
               <w:rPr>
@@ -1036,7 +1036,7 @@
                 <w:noProof/>
                 <w:webHidden/>
               </w:rPr>
-              <w:t>8</w:t>
+              <w:t>9</w:t>
             </w:r>
             <w:r>
               <w:rPr>
@@ -1062,7 +1062,7 @@
               <w14:ligatures w14:val="standardContextual"/>
             </w:rPr>
           </w:pPr>
-          <w:hyperlink w:anchor="_Toc224339009" w:history="1">
+          <w:hyperlink w:anchor="_Toc226205678" w:history="1">
             <w:r>
               <w:rPr>
                 <w:rStyle w:val="Hypertextovodkaz"/>
@@ -1106,7 +1106,7 @@
                 <w:noProof/>
                 <w:webHidden/>
               </w:rPr>
-              <w:instrText xml:space="preserve"> PAGEREF _Toc224339009 \h </w:instrText>
+              <w:instrText xml:space="preserve"> PAGEREF _Toc226205678 \h </w:instrText>
             </w:r>
             <w:r>
               <w:rPr>
@@ -1126,7 +1126,7 @@
                 <w:noProof/>
                 <w:webHidden/>
               </w:rPr>
-              <w:t>8</w:t>
+              <w:t>9</w:t>
             </w:r>
             <w:r>
               <w:rPr>
@@ -1152,7 +1152,7 @@
               <w14:ligatures w14:val="standardContextual"/>
             </w:rPr>
           </w:pPr>
-          <w:hyperlink w:anchor="_Toc224339010" w:history="1">
+          <w:hyperlink w:anchor="_Toc226205679" w:history="1">
             <w:r>
               <w:rPr>
                 <w:rStyle w:val="Hypertextovodkaz"/>
@@ -1196,7 +1196,7 @@
                 <w:noProof/>
                 <w:webHidden/>
               </w:rPr>
-              <w:instrText xml:space="preserve"> PAGEREF _Toc224339010 \h </w:instrText>
+              <w:instrText xml:space="preserve"> PAGEREF _Toc226205679 \h </w:instrText>
             </w:r>
             <w:r>
               <w:rPr>
@@ -1216,7 +1216,7 @@
                 <w:noProof/>
                 <w:webHidden/>
               </w:rPr>
-              <w:t>8</w:t>
+              <w:t>9</w:t>
             </w:r>
             <w:r>
               <w:rPr>
@@ -1242,7 +1242,7 @@
               <w14:ligatures w14:val="standardContextual"/>
             </w:rPr>
           </w:pPr>
-          <w:hyperlink w:anchor="_Toc224339011" w:history="1">
+          <w:hyperlink w:anchor="_Toc226205680" w:history="1">
             <w:r>
               <w:rPr>
                 <w:rStyle w:val="Hypertextovodkaz"/>
@@ -1286,7 +1286,7 @@
                 <w:noProof/>
                 <w:webHidden/>
               </w:rPr>
-              <w:instrText xml:space="preserve"> PAGEREF _Toc224339011 \h </w:instrText>
+              <w:instrText xml:space="preserve"> PAGEREF _Toc226205680 \h </w:instrText>
             </w:r>
             <w:r>
               <w:rPr>
@@ -1306,7 +1306,7 @@
                 <w:noProof/>
                 <w:webHidden/>
               </w:rPr>
-              <w:t>9</w:t>
+              <w:t>10</w:t>
             </w:r>
             <w:r>
               <w:rPr>
@@ -1332,7 +1332,7 @@
               <w14:ligatures w14:val="standardContextual"/>
             </w:rPr>
           </w:pPr>
-          <w:hyperlink w:anchor="_Toc224339012" w:history="1">
+          <w:hyperlink w:anchor="_Toc226205681" w:history="1">
             <w:r>
               <w:rPr>
                 <w:rStyle w:val="Hypertextovodkaz"/>
@@ -1376,7 +1376,7 @@
                 <w:noProof/>
                 <w:webHidden/>
               </w:rPr>
-              <w:instrText xml:space="preserve"> PAGEREF _Toc224339012 \h </w:instrText>
+              <w:instrText xml:space="preserve"> PAGEREF _Toc226205681 \h </w:instrText>
             </w:r>
             <w:r>
               <w:rPr>
@@ -1396,7 +1396,7 @@
                 <w:noProof/>
                 <w:webHidden/>
               </w:rPr>
-              <w:t>9</w:t>
+              <w:t>10</w:t>
             </w:r>
             <w:r>
               <w:rPr>
@@ -1422,7 +1422,7 @@
               <w14:ligatures w14:val="standardContextual"/>
             </w:rPr>
           </w:pPr>
-          <w:hyperlink w:anchor="_Toc224339013" w:history="1">
+          <w:hyperlink w:anchor="_Toc226205682" w:history="1">
             <w:r>
               <w:rPr>
                 <w:rStyle w:val="Hypertextovodkaz"/>
@@ -1466,7 +1466,7 @@
                 <w:noProof/>
                 <w:webHidden/>
               </w:rPr>
-              <w:instrText xml:space="preserve"> PAGEREF _Toc224339013 \h </w:instrText>
+              <w:instrText xml:space="preserve"> PAGEREF _Toc226205682 \h </w:instrText>
             </w:r>
             <w:r>
               <w:rPr>
@@ -1486,7 +1486,7 @@
                 <w:noProof/>
                 <w:webHidden/>
               </w:rPr>
-              <w:t>10</w:t>
+              <w:t>11</w:t>
             </w:r>
             <w:r>
               <w:rPr>
@@ -1512,7 +1512,7 @@
               <w14:ligatures w14:val="standardContextual"/>
             </w:rPr>
           </w:pPr>
-          <w:hyperlink w:anchor="_Toc224339014" w:history="1">
+          <w:hyperlink w:anchor="_Toc226205683" w:history="1">
             <w:r>
               <w:rPr>
                 <w:rStyle w:val="Hypertextovodkaz"/>
@@ -1556,7 +1556,7 @@
                 <w:noProof/>
                 <w:webHidden/>
               </w:rPr>
-              <w:instrText xml:space="preserve"> PAGEREF _Toc224339014 \h </w:instrText>
+              <w:instrText xml:space="preserve"> PAGEREF _Toc226205683 \h </w:instrText>
             </w:r>
             <w:r>
               <w:rPr>
@@ -1576,7 +1576,7 @@
                 <w:noProof/>
                 <w:webHidden/>
               </w:rPr>
-              <w:t>11</w:t>
+              <w:t>12</w:t>
             </w:r>
             <w:r>
               <w:rPr>
@@ -1602,7 +1602,7 @@
               <w14:ligatures w14:val="standardContextual"/>
             </w:rPr>
           </w:pPr>
-          <w:hyperlink w:anchor="_Toc224339015" w:history="1">
+          <w:hyperlink w:anchor="_Toc226205684" w:history="1">
             <w:r>
               <w:rPr>
                 <w:rStyle w:val="Hypertextovodkaz"/>
@@ -1646,7 +1646,7 @@
                 <w:noProof/>
                 <w:webHidden/>
               </w:rPr>
-              <w:instrText xml:space="preserve"> PAGEREF _Toc224339015 \h </w:instrText>
+              <w:instrText xml:space="preserve"> PAGEREF _Toc226205684 \h </w:instrText>
             </w:r>
             <w:r>
               <w:rPr>
@@ -1666,7 +1666,7 @@
                 <w:noProof/>
                 <w:webHidden/>
               </w:rPr>
-              <w:t>11</w:t>
+              <w:t>12</w:t>
             </w:r>
             <w:r>
               <w:rPr>
@@ -1692,7 +1692,7 @@
               <w14:ligatures w14:val="standardContextual"/>
             </w:rPr>
           </w:pPr>
-          <w:hyperlink w:anchor="_Toc224339016" w:history="1">
+          <w:hyperlink w:anchor="_Toc226205685" w:history="1">
             <w:r>
               <w:rPr>
                 <w:rStyle w:val="Hypertextovodkaz"/>
@@ -1736,7 +1736,7 @@
                 <w:noProof/>
                 <w:webHidden/>
               </w:rPr>
-              <w:instrText xml:space="preserve"> PAGEREF _Toc224339016 \h </w:instrText>
+              <w:instrText xml:space="preserve"> PAGEREF _Toc226205685 \h </w:instrText>
             </w:r>
             <w:r>
               <w:rPr>
@@ -1756,7 +1756,7 @@
                 <w:noProof/>
                 <w:webHidden/>
               </w:rPr>
-              <w:t>13</w:t>
+              <w:t>14</w:t>
             </w:r>
             <w:r>
               <w:rPr>
@@ -1782,7 +1782,7 @@
               <w14:ligatures w14:val="standardContextual"/>
             </w:rPr>
           </w:pPr>
-          <w:hyperlink w:anchor="_Toc224339017" w:history="1">
+          <w:hyperlink w:anchor="_Toc226205686" w:history="1">
             <w:r>
               <w:rPr>
                 <w:rStyle w:val="Hypertextovodkaz"/>
@@ -1826,7 +1826,7 @@
                 <w:noProof/>
                 <w:webHidden/>
               </w:rPr>
-              <w:instrText xml:space="preserve"> PAGEREF _Toc224339017 \h </w:instrText>
+              <w:instrText xml:space="preserve"> PAGEREF _Toc226205686 \h </w:instrText>
             </w:r>
             <w:r>
               <w:rPr>
@@ -1846,7 +1846,7 @@
                 <w:noProof/>
                 <w:webHidden/>
               </w:rPr>
-              <w:t>13</w:t>
+              <w:t>14</w:t>
             </w:r>
             <w:r>
               <w:rPr>
@@ -1872,7 +1872,7 @@
               <w14:ligatures w14:val="standardContextual"/>
             </w:rPr>
           </w:pPr>
-          <w:hyperlink w:anchor="_Toc224339018" w:history="1">
+          <w:hyperlink w:anchor="_Toc226205687" w:history="1">
             <w:r>
               <w:rPr>
                 <w:rStyle w:val="Hypertextovodkaz"/>
@@ -1916,7 +1916,7 @@
                 <w:noProof/>
                 <w:webHidden/>
               </w:rPr>
-              <w:instrText xml:space="preserve"> PAGEREF _Toc224339018 \h </w:instrText>
+              <w:instrText xml:space="preserve"> PAGEREF _Toc226205687 \h </w:instrText>
             </w:r>
             <w:r>
               <w:rPr>
@@ -1936,7 +1936,7 @@
                 <w:noProof/>
                 <w:webHidden/>
               </w:rPr>
-              <w:t>14</w:t>
+              <w:t>15</w:t>
             </w:r>
             <w:r>
               <w:rPr>
@@ -1962,7 +1962,7 @@
               <w14:ligatures w14:val="standardContextual"/>
             </w:rPr>
           </w:pPr>
-          <w:hyperlink w:anchor="_Toc224339019" w:history="1">
+          <w:hyperlink w:anchor="_Toc226205688" w:history="1">
             <w:r>
               <w:rPr>
                 <w:rStyle w:val="Hypertextovodkaz"/>
@@ -2006,7 +2006,7 @@
                 <w:noProof/>
                 <w:webHidden/>
               </w:rPr>
-              <w:instrText xml:space="preserve"> PAGEREF _Toc224339019 \h </w:instrText>
+              <w:instrText xml:space="preserve"> PAGEREF _Toc226205688 \h </w:instrText>
             </w:r>
             <w:r>
               <w:rPr>
@@ -2026,7 +2026,7 @@
                 <w:noProof/>
                 <w:webHidden/>
               </w:rPr>
-              <w:t>14</w:t>
+              <w:t>15</w:t>
             </w:r>
             <w:r>
               <w:rPr>
@@ -2052,7 +2052,7 @@
               <w14:ligatures w14:val="standardContextual"/>
             </w:rPr>
           </w:pPr>
-          <w:hyperlink w:anchor="_Toc224339020" w:history="1">
+          <w:hyperlink w:anchor="_Toc226205689" w:history="1">
             <w:r>
               <w:rPr>
                 <w:rStyle w:val="Hypertextovodkaz"/>
@@ -2096,7 +2096,7 @@
                 <w:noProof/>
                 <w:webHidden/>
               </w:rPr>
-              <w:instrText xml:space="preserve"> PAGEREF _Toc224339020 \h </w:instrText>
+              <w:instrText xml:space="preserve"> PAGEREF _Toc226205689 \h </w:instrText>
             </w:r>
             <w:r>
               <w:rPr>
@@ -2116,7 +2116,7 @@
                 <w:noProof/>
                 <w:webHidden/>
               </w:rPr>
-              <w:t>14</w:t>
+              <w:t>15</w:t>
             </w:r>
             <w:r>
               <w:rPr>
@@ -2142,7 +2142,7 @@
               <w14:ligatures w14:val="standardContextual"/>
             </w:rPr>
           </w:pPr>
-          <w:hyperlink w:anchor="_Toc224339021" w:history="1">
+          <w:hyperlink w:anchor="_Toc226205690" w:history="1">
             <w:r>
               <w:rPr>
                 <w:rStyle w:val="Hypertextovodkaz"/>
@@ -2186,7 +2186,7 @@
                 <w:noProof/>
                 <w:webHidden/>
               </w:rPr>
-              <w:instrText xml:space="preserve"> PAGEREF _Toc224339021 \h </w:instrText>
+              <w:instrText xml:space="preserve"> PAGEREF _Toc226205690 \h </w:instrText>
             </w:r>
             <w:r>
               <w:rPr>
@@ -2206,7 +2206,7 @@
                 <w:noProof/>
                 <w:webHidden/>
               </w:rPr>
-              <w:t>15</w:t>
+              <w:t>16</w:t>
             </w:r>
             <w:r>
               <w:rPr>
@@ -2232,7 +2232,7 @@
               <w14:ligatures w14:val="standardContextual"/>
             </w:rPr>
           </w:pPr>
-          <w:hyperlink w:anchor="_Toc224339022" w:history="1">
+          <w:hyperlink w:anchor="_Toc226205691" w:history="1">
             <w:r>
               <w:rPr>
                 <w:rStyle w:val="Hypertextovodkaz"/>
@@ -2276,7 +2276,7 @@
                 <w:noProof/>
                 <w:webHidden/>
               </w:rPr>
-              <w:instrText xml:space="preserve"> PAGEREF _Toc224339022 \h </w:instrText>
+              <w:instrText xml:space="preserve"> PAGEREF _Toc226205691 \h </w:instrText>
             </w:r>
             <w:r>
               <w:rPr>
@@ -2296,7 +2296,7 @@
                 <w:noProof/>
                 <w:webHidden/>
               </w:rPr>
-              <w:t>15</w:t>
+              <w:t>16</w:t>
             </w:r>
             <w:r>
               <w:rPr>
@@ -2322,7 +2322,7 @@
               <w14:ligatures w14:val="standardContextual"/>
             </w:rPr>
           </w:pPr>
-          <w:hyperlink w:anchor="_Toc224339023" w:history="1">
+          <w:hyperlink w:anchor="_Toc226205692" w:history="1">
             <w:r>
               <w:rPr>
                 <w:rStyle w:val="Hypertextovodkaz"/>
@@ -2366,7 +2366,7 @@
                 <w:noProof/>
                 <w:webHidden/>
               </w:rPr>
-              <w:instrText xml:space="preserve"> PAGEREF _Toc224339023 \h </w:instrText>
+              <w:instrText xml:space="preserve"> PAGEREF _Toc226205692 \h </w:instrText>
             </w:r>
             <w:r>
               <w:rPr>
@@ -2386,7 +2386,7 @@
                 <w:noProof/>
                 <w:webHidden/>
               </w:rPr>
-              <w:t>15</w:t>
+              <w:t>16</w:t>
             </w:r>
             <w:r>
               <w:rPr>
@@ -2412,7 +2412,7 @@
               <w14:ligatures w14:val="standardContextual"/>
             </w:rPr>
           </w:pPr>
-          <w:hyperlink w:anchor="_Toc224339024" w:history="1">
+          <w:hyperlink w:anchor="_Toc226205693" w:history="1">
             <w:r>
               <w:rPr>
                 <w:rStyle w:val="Hypertextovodkaz"/>
@@ -2456,7 +2456,7 @@
                 <w:noProof/>
                 <w:webHidden/>
               </w:rPr>
-              <w:instrText xml:space="preserve"> PAGEREF _Toc224339024 \h </w:instrText>
+              <w:instrText xml:space="preserve"> PAGEREF _Toc226205693 \h </w:instrText>
             </w:r>
             <w:r>
               <w:rPr>
@@ -2476,7 +2476,7 @@
                 <w:noProof/>
                 <w:webHidden/>
               </w:rPr>
-              <w:t>16</w:t>
+              <w:t>17</w:t>
             </w:r>
             <w:r>
               <w:rPr>
@@ -2502,7 +2502,7 @@
               <w14:ligatures w14:val="standardContextual"/>
             </w:rPr>
           </w:pPr>
-          <w:hyperlink w:anchor="_Toc224339025" w:history="1">
+          <w:hyperlink w:anchor="_Toc226205694" w:history="1">
             <w:r>
               <w:rPr>
                 <w:rStyle w:val="Hypertextovodkaz"/>
@@ -2546,7 +2546,7 @@
                 <w:noProof/>
                 <w:webHidden/>
               </w:rPr>
-              <w:instrText xml:space="preserve"> PAGEREF _Toc224339025 \h </w:instrText>
+              <w:instrText xml:space="preserve"> PAGEREF _Toc226205694 \h </w:instrText>
             </w:r>
             <w:r>
               <w:rPr>
@@ -2566,7 +2566,7 @@
                 <w:noProof/>
                 <w:webHidden/>
               </w:rPr>
-              <w:t>16</w:t>
+              <w:t>17</w:t>
             </w:r>
             <w:r>
               <w:rPr>
@@ -2592,7 +2592,7 @@
               <w14:ligatures w14:val="standardContextual"/>
             </w:rPr>
           </w:pPr>
-          <w:hyperlink w:anchor="_Toc224339026" w:history="1">
+          <w:hyperlink w:anchor="_Toc226205695" w:history="1">
             <w:r>
               <w:rPr>
                 <w:rStyle w:val="Hypertextovodkaz"/>
@@ -2636,7 +2636,7 @@
                 <w:noProof/>
                 <w:webHidden/>
               </w:rPr>
-              <w:instrText xml:space="preserve"> PAGEREF _Toc224339026 \h </w:instrText>
+              <w:instrText xml:space="preserve"> PAGEREF _Toc226205695 \h </w:instrText>
             </w:r>
             <w:r>
               <w:rPr>
@@ -2656,7 +2656,7 @@
                 <w:noProof/>
                 <w:webHidden/>
               </w:rPr>
-              <w:t>17</w:t>
+              <w:t>18</w:t>
             </w:r>
             <w:r>
               <w:rPr>
@@ -2682,7 +2682,7 @@
               <w14:ligatures w14:val="standardContextual"/>
             </w:rPr>
           </w:pPr>
-          <w:hyperlink w:anchor="_Toc224339027" w:history="1">
+          <w:hyperlink w:anchor="_Toc226205696" w:history="1">
             <w:r>
               <w:rPr>
                 <w:rStyle w:val="Hypertextovodkaz"/>
@@ -2726,7 +2726,7 @@
                 <w:noProof/>
                 <w:webHidden/>
               </w:rPr>
-              <w:instrText xml:space="preserve"> PAGEREF _Toc224339027 \h </w:instrText>
+              <w:instrText xml:space="preserve"> PAGEREF _Toc226205696 \h </w:instrText>
             </w:r>
             <w:r>
               <w:rPr>
@@ -2746,7 +2746,7 @@
                 <w:noProof/>
                 <w:webHidden/>
               </w:rPr>
-              <w:t>18</w:t>
+              <w:t>19</w:t>
             </w:r>
             <w:r>
               <w:rPr>
@@ -2772,7 +2772,7 @@
               <w14:ligatures w14:val="standardContextual"/>
             </w:rPr>
           </w:pPr>
-          <w:hyperlink w:anchor="_Toc224339028" w:history="1">
+          <w:hyperlink w:anchor="_Toc226205697" w:history="1">
             <w:r>
               <w:rPr>
                 <w:rStyle w:val="Hypertextovodkaz"/>
@@ -2816,7 +2816,7 @@
                 <w:noProof/>
                 <w:webHidden/>
               </w:rPr>
-              <w:instrText xml:space="preserve"> PAGEREF _Toc224339028 \h </w:instrText>
+              <w:instrText xml:space="preserve"> PAGEREF _Toc226205697 \h </w:instrText>
             </w:r>
             <w:r>
               <w:rPr>
@@ -2836,7 +2836,7 @@
                 <w:noProof/>
                 <w:webHidden/>
               </w:rPr>
-              <w:t>18</w:t>
+              <w:t>19</w:t>
             </w:r>
             <w:r>
               <w:rPr>
@@ -2862,7 +2862,7 @@
               <w14:ligatures w14:val="standardContextual"/>
             </w:rPr>
           </w:pPr>
-          <w:hyperlink w:anchor="_Toc224339029" w:history="1">
+          <w:hyperlink w:anchor="_Toc226205698" w:history="1">
             <w:r>
               <w:rPr>
                 <w:rStyle w:val="Hypertextovodkaz"/>
@@ -2906,7 +2906,7 @@
                 <w:noProof/>
                 <w:webHidden/>
               </w:rPr>
-              <w:instrText xml:space="preserve"> PAGEREF _Toc224339029 \h </w:instrText>
+              <w:instrText xml:space="preserve"> PAGEREF _Toc226205698 \h </w:instrText>
             </w:r>
             <w:r>
               <w:rPr>
@@ -2926,7 +2926,7 @@
                 <w:noProof/>
                 <w:webHidden/>
               </w:rPr>
-              <w:t>18</w:t>
+              <w:t>19</w:t>
             </w:r>
             <w:r>
               <w:rPr>
@@ -2952,7 +2952,7 @@
               <w14:ligatures w14:val="standardContextual"/>
             </w:rPr>
           </w:pPr>
-          <w:hyperlink w:anchor="_Toc224339030" w:history="1">
+          <w:hyperlink w:anchor="_Toc226205699" w:history="1">
             <w:r>
               <w:rPr>
                 <w:rStyle w:val="Hypertextovodkaz"/>
@@ -2996,7 +2996,7 @@
                 <w:noProof/>
                 <w:webHidden/>
               </w:rPr>
-              <w:instrText xml:space="preserve"> PAGEREF _Toc224339030 \h </w:instrText>
+              <w:instrText xml:space="preserve"> PAGEREF _Toc226205699 \h </w:instrText>
             </w:r>
             <w:r>
               <w:rPr>
@@ -3016,7 +3016,7 @@
                 <w:noProof/>
                 <w:webHidden/>
               </w:rPr>
-              <w:t>19</w:t>
+              <w:t>20</w:t>
             </w:r>
             <w:r>
               <w:rPr>
@@ -3042,7 +3042,7 @@
               <w14:ligatures w14:val="standardContextual"/>
             </w:rPr>
           </w:pPr>
-          <w:hyperlink w:anchor="_Toc224339031" w:history="1">
+          <w:hyperlink w:anchor="_Toc226205700" w:history="1">
             <w:r>
               <w:rPr>
                 <w:rStyle w:val="Hypertextovodkaz"/>
@@ -3086,7 +3086,7 @@
                 <w:noProof/>
                 <w:webHidden/>
               </w:rPr>
-              <w:instrText xml:space="preserve"> PAGEREF _Toc224339031 \h </w:instrText>
+              <w:instrText xml:space="preserve"> PAGEREF _Toc226205700 \h </w:instrText>
             </w:r>
             <w:r>
               <w:rPr>
@@ -3106,7 +3106,7 @@
                 <w:noProof/>
                 <w:webHidden/>
               </w:rPr>
-              <w:t>20</w:t>
+              <w:t>21</w:t>
             </w:r>
             <w:r>
               <w:rPr>
@@ -3132,7 +3132,7 @@
               <w14:ligatures w14:val="standardContextual"/>
             </w:rPr>
           </w:pPr>
-          <w:hyperlink w:anchor="_Toc224339032" w:history="1">
+          <w:hyperlink w:anchor="_Toc226205701" w:history="1">
             <w:r>
               <w:rPr>
                 <w:rStyle w:val="Hypertextovodkaz"/>
@@ -3176,7 +3176,7 @@
                 <w:noProof/>
                 <w:webHidden/>
               </w:rPr>
-              <w:instrText xml:space="preserve"> PAGEREF _Toc224339032 \h </w:instrText>
+              <w:instrText xml:space="preserve"> PAGEREF _Toc226205701 \h </w:instrText>
             </w:r>
             <w:r>
               <w:rPr>
@@ -3196,7 +3196,7 @@
                 <w:noProof/>
                 <w:webHidden/>
               </w:rPr>
-              <w:t>21</w:t>
+              <w:t>22</w:t>
             </w:r>
             <w:r>
               <w:rPr>
@@ -3222,7 +3222,7 @@
               <w14:ligatures w14:val="standardContextual"/>
             </w:rPr>
           </w:pPr>
-          <w:hyperlink w:anchor="_Toc224339033" w:history="1">
+          <w:hyperlink w:anchor="_Toc226205702" w:history="1">
             <w:r>
               <w:rPr>
                 <w:rStyle w:val="Hypertextovodkaz"/>
@@ -3266,7 +3266,7 @@
                 <w:noProof/>
                 <w:webHidden/>
               </w:rPr>
-              <w:instrText xml:space="preserve"> PAGEREF _Toc224339033 \h </w:instrText>
+              <w:instrText xml:space="preserve"> PAGEREF _Toc226205702 \h </w:instrText>
             </w:r>
             <w:r>
               <w:rPr>
@@ -3286,7 +3286,7 @@
                 <w:noProof/>
                 <w:webHidden/>
               </w:rPr>
-              <w:t>21</w:t>
+              <w:t>22</w:t>
             </w:r>
             <w:r>
               <w:rPr>
@@ -3312,7 +3312,7 @@
               <w14:ligatures w14:val="standardContextual"/>
             </w:rPr>
           </w:pPr>
-          <w:hyperlink w:anchor="_Toc224339034" w:history="1">
+          <w:hyperlink w:anchor="_Toc226205703" w:history="1">
             <w:r>
               <w:rPr>
                 <w:rStyle w:val="Hypertextovodkaz"/>
@@ -3356,7 +3356,7 @@
                 <w:noProof/>
                 <w:webHidden/>
               </w:rPr>
-              <w:instrText xml:space="preserve"> PAGEREF _Toc224339034 \h </w:instrText>
+              <w:instrText xml:space="preserve"> PAGEREF _Toc226205703 \h </w:instrText>
             </w:r>
             <w:r>
               <w:rPr>
@@ -3376,7 +3376,7 @@
                 <w:noProof/>
                 <w:webHidden/>
               </w:rPr>
-              <w:t>22</w:t>
+              <w:t>23</w:t>
             </w:r>
             <w:r>
               <w:rPr>
@@ -3402,7 +3402,7 @@
               <w14:ligatures w14:val="standardContextual"/>
             </w:rPr>
           </w:pPr>
-          <w:hyperlink w:anchor="_Toc224339035" w:history="1">
+          <w:hyperlink w:anchor="_Toc226205704" w:history="1">
             <w:r>
               <w:rPr>
                 <w:rStyle w:val="Hypertextovodkaz"/>
@@ -3446,7 +3446,7 @@
                 <w:noProof/>
                 <w:webHidden/>
               </w:rPr>
-              <w:instrText xml:space="preserve"> PAGEREF _Toc224339035 \h </w:instrText>
+              <w:instrText xml:space="preserve"> PAGEREF _Toc226205704 \h </w:instrText>
             </w:r>
             <w:r>
               <w:rPr>
@@ -3466,7 +3466,7 @@
                 <w:noProof/>
                 <w:webHidden/>
               </w:rPr>
-              <w:t>22</w:t>
+              <w:t>23</w:t>
             </w:r>
             <w:r>
               <w:rPr>
@@ -3492,7 +3492,7 @@
               <w14:ligatures w14:val="standardContextual"/>
             </w:rPr>
           </w:pPr>
-          <w:hyperlink w:anchor="_Toc224339036" w:history="1">
+          <w:hyperlink w:anchor="_Toc226205705" w:history="1">
             <w:r>
               <w:rPr>
                 <w:rStyle w:val="Hypertextovodkaz"/>
@@ -3536,7 +3536,7 @@
                 <w:noProof/>
                 <w:webHidden/>
               </w:rPr>
-              <w:instrText xml:space="preserve"> PAGEREF _Toc224339036 \h </w:instrText>
+              <w:instrText xml:space="preserve"> PAGEREF _Toc226205705 \h </w:instrText>
             </w:r>
             <w:r>
               <w:rPr>
@@ -3556,7 +3556,7 @@
                 <w:noProof/>
                 <w:webHidden/>
               </w:rPr>
-              <w:t>23</w:t>
+              <w:t>24</w:t>
             </w:r>
             <w:r>
               <w:rPr>
@@ -3582,7 +3582,7 @@
               <w14:ligatures w14:val="standardContextual"/>
             </w:rPr>
           </w:pPr>
-          <w:hyperlink w:anchor="_Toc224339037" w:history="1">
+          <w:hyperlink w:anchor="_Toc226205706" w:history="1">
             <w:r>
               <w:rPr>
                 <w:rStyle w:val="Hypertextovodkaz"/>
@@ -3626,7 +3626,7 @@
                 <w:noProof/>
                 <w:webHidden/>
               </w:rPr>
-              <w:instrText xml:space="preserve"> PAGEREF _Toc224339037 \h </w:instrText>
+              <w:instrText xml:space="preserve"> PAGEREF _Toc226205706 \h </w:instrText>
             </w:r>
             <w:r>
               <w:rPr>
@@ -3646,7 +3646,7 @@
                 <w:noProof/>
                 <w:webHidden/>
               </w:rPr>
-              <w:t>24</w:t>
+              <w:t>25</w:t>
             </w:r>
             <w:r>
               <w:rPr>
@@ -3672,7 +3672,7 @@
               <w14:ligatures w14:val="standardContextual"/>
             </w:rPr>
           </w:pPr>
-          <w:hyperlink w:anchor="_Toc224339038" w:history="1">
+          <w:hyperlink w:anchor="_Toc226205707" w:history="1">
             <w:r>
               <w:rPr>
                 <w:rStyle w:val="Hypertextovodkaz"/>
@@ -3716,7 +3716,7 @@
                 <w:noProof/>
                 <w:webHidden/>
               </w:rPr>
-              <w:instrText xml:space="preserve"> PAGEREF _Toc224339038 \h </w:instrText>
+              <w:instrText xml:space="preserve"> PAGEREF _Toc226205707 \h </w:instrText>
             </w:r>
             <w:r>
               <w:rPr>
@@ -3736,7 +3736,7 @@
                 <w:noProof/>
                 <w:webHidden/>
               </w:rPr>
-              <w:t>25</w:t>
+              <w:t>26</w:t>
             </w:r>
             <w:r>
               <w:rPr>
@@ -3762,7 +3762,7 @@
               <w14:ligatures w14:val="standardContextual"/>
             </w:rPr>
           </w:pPr>
-          <w:hyperlink w:anchor="_Toc224339039" w:history="1">
+          <w:hyperlink w:anchor="_Toc226205708" w:history="1">
             <w:r>
               <w:rPr>
                 <w:rStyle w:val="Hypertextovodkaz"/>
@@ -3806,7 +3806,7 @@
                 <w:noProof/>
                 <w:webHidden/>
               </w:rPr>
-              <w:instrText xml:space="preserve"> PAGEREF _Toc224339039 \h </w:instrText>
+              <w:instrText xml:space="preserve"> PAGEREF _Toc226205708 \h </w:instrText>
             </w:r>
             <w:r>
               <w:rPr>
@@ -3826,7 +3826,7 @@
                 <w:noProof/>
                 <w:webHidden/>
               </w:rPr>
-              <w:t>26</w:t>
+              <w:t>27</w:t>
             </w:r>
             <w:r>
               <w:rPr>
@@ -3852,7 +3852,7 @@
               <w14:ligatures w14:val="standardContextual"/>
             </w:rPr>
           </w:pPr>
-          <w:hyperlink w:anchor="_Toc224339040" w:history="1">
+          <w:hyperlink w:anchor="_Toc226205709" w:history="1">
             <w:r>
               <w:rPr>
                 <w:rStyle w:val="Hypertextovodkaz"/>
@@ -3875,7 +3875,7 @@
                 <w:rStyle w:val="Hypertextovodkaz"/>
                 <w:noProof/>
               </w:rPr>
-              <w:t>Seznam použitých tabulek</w:t>
+              <w:t>Seznam příloh</w:t>
             </w:r>
             <w:r>
               <w:rPr>
@@ -3896,97 +3896,7 @@
                 <w:noProof/>
                 <w:webHidden/>
               </w:rPr>
-              <w:instrText xml:space="preserve"> PAGEREF _Toc224339040 \h </w:instrText>
-            </w:r>
-            <w:r>
-              <w:rPr>
-                <w:noProof/>
-                <w:webHidden/>
-              </w:rPr>
-            </w:r>
-            <w:r>
-              <w:rPr>
-                <w:noProof/>
-                <w:webHidden/>
-              </w:rPr>
-              <w:fldChar w:fldCharType="separate"/>
-            </w:r>
-            <w:r>
-              <w:rPr>
-                <w:noProof/>
-                <w:webHidden/>
-              </w:rPr>
-              <w:t>27</w:t>
-            </w:r>
-            <w:r>
-              <w:rPr>
-                <w:noProof/>
-                <w:webHidden/>
-              </w:rPr>
-              <w:fldChar w:fldCharType="end"/>
-            </w:r>
-          </w:hyperlink>
-        </w:p>
-        <w:p>
-          <w:pPr>
-            <w:pStyle w:val="Obsah1"/>
-            <w:tabs>
-              <w:tab w:val="left" w:pos="480"/>
-              <w:tab w:val="right" w:leader="dot" w:pos="8493"/>
-            </w:tabs>
-            <w:rPr>
-              <w:rFonts w:asciiTheme="minorHAnsi" w:eastAsiaTheme="minorEastAsia" w:hAnsiTheme="minorHAnsi" w:cstheme="minorBidi"/>
-              <w:noProof/>
-              <w:kern w:val="2"/>
-              <w:szCs w:val="24"/>
-              <w14:ligatures w14:val="standardContextual"/>
-            </w:rPr>
-          </w:pPr>
-          <w:hyperlink w:anchor="_Toc224339041" w:history="1">
-            <w:r>
-              <w:rPr>
-                <w:rStyle w:val="Hypertextovodkaz"/>
-                <w:noProof/>
-              </w:rPr>
-              <w:t>8</w:t>
-            </w:r>
-            <w:r>
-              <w:rPr>
-                <w:rFonts w:asciiTheme="minorHAnsi" w:eastAsiaTheme="minorEastAsia" w:hAnsiTheme="minorHAnsi" w:cstheme="minorBidi"/>
-                <w:noProof/>
-                <w:kern w:val="2"/>
-                <w:szCs w:val="24"/>
-                <w14:ligatures w14:val="standardContextual"/>
-              </w:rPr>
-              <w:tab/>
-            </w:r>
-            <w:r>
-              <w:rPr>
-                <w:rStyle w:val="Hypertextovodkaz"/>
-                <w:noProof/>
-              </w:rPr>
-              <w:t>Seznam příloh</w:t>
-            </w:r>
-            <w:r>
-              <w:rPr>
-                <w:noProof/>
-                <w:webHidden/>
-              </w:rPr>
-              <w:tab/>
-            </w:r>
-            <w:r>
-              <w:rPr>
-                <w:noProof/>
-                <w:webHidden/>
-              </w:rPr>
-              <w:fldChar w:fldCharType="begin"/>
-            </w:r>
-            <w:r>
-              <w:rPr>
-                <w:noProof/>
-                <w:webHidden/>
-              </w:rPr>
-              <w:instrText xml:space="preserve"> PAGEREF _Toc224339041 \h </w:instrText>
+              <w:instrText xml:space="preserve"> PAGEREF _Toc226205709 \h </w:instrText>
             </w:r>
             <w:r>
               <w:rPr>
@@ -4044,7 +3954,7 @@
       <w:pPr>
         <w:pStyle w:val="Nadpis1"/>
       </w:pPr>
-      <w:bookmarkStart w:id="0" w:name="_Toc224339005"/>
+      <w:bookmarkStart w:id="0" w:name="_Toc226205674"/>
       <w:r>
         <w:lastRenderedPageBreak/>
         <w:t>Úvod a cíl práce</w:t>
@@ -4140,7 +4050,7 @@
       <w:pPr>
         <w:pStyle w:val="Nadpis1"/>
       </w:pPr>
-      <w:bookmarkStart w:id="1" w:name="_Toc224339006"/>
+      <w:bookmarkStart w:id="1" w:name="_Toc226205675"/>
       <w:r>
         <w:lastRenderedPageBreak/>
         <w:t>Teoretická část</w:t>
@@ -4159,7 +4069,7 @@
       <w:pPr>
         <w:pStyle w:val="Nadpis2"/>
       </w:pPr>
-      <w:bookmarkStart w:id="2" w:name="_Toc224339007"/>
+      <w:bookmarkStart w:id="2" w:name="_Toc226205676"/>
       <w:r>
         <w:t>Formáty digitálních dokumentů a jejich vývoj</w:t>
       </w:r>
@@ -4185,7 +4095,7 @@
       <w:pPr>
         <w:pStyle w:val="Nadpis2"/>
       </w:pPr>
-      <w:bookmarkStart w:id="3" w:name="_Toc224339008"/>
+      <w:bookmarkStart w:id="3" w:name="_Toc226205677"/>
       <w:r>
         <w:t>Použité webové technologie</w:t>
       </w:r>
@@ -4215,7 +4125,7 @@
         <w:pStyle w:val="Nadpis3"/>
       </w:pPr>
       <w:bookmarkStart w:id="4" w:name="_Ref224326797"/>
-      <w:bookmarkStart w:id="5" w:name="_Toc224339009"/>
+      <w:bookmarkStart w:id="5" w:name="_Toc226205678"/>
       <w:r>
         <w:t>HTML5 a struktura dokumentu</w:t>
       </w:r>
@@ -4243,18 +4153,25 @@
       </w:r>
       <w:proofErr w:type="spellEnd"/>
       <w:r>
-        <w:t xml:space="preserve"> Model) představuje standardizované rozhraní, prostřednictvím kterého může JavaScript přistupovat k objektům dokumentu, reagovat na události a měnit jednotlivé prvky stránky [</w:t>
+        <w:t xml:space="preserve"> Model) představuje standardizované rozhraní, prostřednictvím kterého může JavaScript přistupovat k objektům dokumentu, reagovat na události a měnit jednotlivé prvky stránky </w:t>
+      </w:r>
+      <w:r>
+        <w:t>[</w:t>
       </w:r>
       <w:hyperlink w:anchor="_Použité_zdroje" w:history="1">
         <w:r>
           <w:rPr>
             <w:rStyle w:val="Hypertextovodkaz"/>
+            <w:color w:val="auto"/>
           </w:rPr>
           <w:t>1</w:t>
         </w:r>
       </w:hyperlink>
       <w:r>
-        <w:t>]. Pro manipulaci s těmito prvky je v aplikaci využíváno programové rozhraní, které umožňuje dynamické generování obsahu (např. stránek letáku) za běhu programu. Dále jsou využita specifická rozhraní HTML5, konkrétně element &lt;</w:t>
+        <w:t>]</w:t>
+      </w:r>
+      <w:r>
+        <w:t>. Pro manipulaci s těmito prvky je v aplikaci využíváno programové rozhraní, které umožňuje dynamické generování obsahu (např. stránek letáku) za běhu programu. Dále jsou využita specifická rozhraní HTML5, konkrétně element &lt;</w:t>
       </w:r>
       <w:proofErr w:type="spellStart"/>
       <w:r>
@@ -4271,7 +4188,7 @@
       </w:pPr>
       <w:bookmarkStart w:id="6" w:name="_Ref224328290"/>
       <w:bookmarkStart w:id="7" w:name="_Ref224332472"/>
-      <w:bookmarkStart w:id="8" w:name="_Toc224339010"/>
+      <w:bookmarkStart w:id="8" w:name="_Toc226205679"/>
       <w:r>
         <w:t>CSS3 pro moderní design</w:t>
       </w:r>
@@ -4340,19 +4257,33 @@
       <w:r>
         <w:t>[</w:t>
       </w:r>
-      <w:hyperlink w:anchor="_Použité_zdroje" w:history="1">
-        <w:r>
-          <w:rPr>
-            <w:rStyle w:val="Hypertextovodkaz"/>
-          </w:rPr>
-          <w:t>4</w:t>
-        </w:r>
-      </w:hyperlink>
+      <w:r>
+        <w:fldChar w:fldCharType="begin"/>
+      </w:r>
+      <w:r>
+        <w:instrText>HYPERLINK \l "_Použité_zdroje"</w:instrText>
+      </w:r>
+      <w:r>
+        <w:fldChar w:fldCharType="separate"/>
+      </w:r>
+      <w:r>
+        <w:rPr>
+          <w:rStyle w:val="Hypertextovodkaz"/>
+          <w:color w:val="auto"/>
+        </w:rPr>
+        <w:t>4</w:t>
+      </w:r>
+      <w:r>
+        <w:fldChar w:fldCharType="end"/>
+      </w:r>
       <w:r>
         <w:t>]</w:t>
       </w:r>
       <w:r>
-        <w:t>. Pro tvorbu iluze hloubky a ohybu papíru jsou v CSS využity pokročilé vlastnosti stínování, jako je vnitřní stín (box-</w:t>
+        <w:t xml:space="preserve">. </w:t>
+      </w:r>
+      <w:r>
+        <w:t>Pro tvorbu iluze hloubky a ohybu papíru jsou v CSS využity pokročilé vlastnosti stínování, jako je vnitřní stín (box-</w:t>
       </w:r>
       <w:proofErr w:type="spellStart"/>
       <w:r>
@@ -4400,7 +4331,7 @@
       <w:pPr>
         <w:pStyle w:val="Nadpis3"/>
       </w:pPr>
-      <w:bookmarkStart w:id="9" w:name="_Toc224339011"/>
+      <w:bookmarkStart w:id="9" w:name="_Toc226205680"/>
       <w:r>
         <w:t>JavaScript (ES6+)</w:t>
       </w:r>
@@ -4518,7 +4449,7 @@
                               </w:rPr>
                             </w:pPr>
                             <w:bookmarkStart w:id="10" w:name="_Ref224322174"/>
-                            <w:bookmarkStart w:id="11" w:name="_Toc224337734"/>
+                            <w:bookmarkStart w:id="11" w:name="_Toc226206602"/>
                             <w:r>
                               <w:t xml:space="preserve">Obrázek </w:t>
                             </w:r>
@@ -4538,6 +4469,7 @@
                               <w:r>
                                 <w:rPr>
                                   <w:rStyle w:val="Hypertextovodkaz"/>
+                                  <w:color w:val="auto"/>
                                 </w:rPr>
                                 <w:t>(zdroj)</w:t>
                               </w:r>
@@ -4576,7 +4508,7 @@
                         </w:rPr>
                       </w:pPr>
                       <w:bookmarkStart w:id="12" w:name="_Ref224322174"/>
-                      <w:bookmarkStart w:id="13" w:name="_Toc224337734"/>
+                      <w:bookmarkStart w:id="13" w:name="_Toc226206602"/>
                       <w:r>
                         <w:t xml:space="preserve">Obrázek </w:t>
                       </w:r>
@@ -4596,6 +4528,7 @@
                         <w:r>
                           <w:rPr>
                             <w:rStyle w:val="Hypertextovodkaz"/>
+                            <w:color w:val="auto"/>
                           </w:rPr>
                           <w:t>(zdroj)</w:t>
                         </w:r>
@@ -4651,7 +4584,7 @@
       <w:pPr>
         <w:pStyle w:val="Nadpis2"/>
       </w:pPr>
-      <w:bookmarkStart w:id="14" w:name="_Toc224339012"/>
+      <w:bookmarkStart w:id="14" w:name="_Toc226205681"/>
       <w:r>
         <w:t>Asynchronní operace na webu</w:t>
       </w:r>
@@ -4724,7 +4657,7 @@
       <w:bookmarkStart w:id="15" w:name="_Ref224331596"/>
       <w:bookmarkStart w:id="16" w:name="_Ref224331933"/>
       <w:bookmarkStart w:id="17" w:name="_Ref224333398"/>
-      <w:bookmarkStart w:id="18" w:name="_Toc224339013"/>
+      <w:bookmarkStart w:id="18" w:name="_Toc226205682"/>
       <w:r>
         <w:t>Zásady moderního UI/UX designu</w:t>
       </w:r>
@@ -4819,7 +4752,7 @@
       <w:pPr>
         <w:pStyle w:val="Nadpis1"/>
       </w:pPr>
-      <w:bookmarkStart w:id="19" w:name="_Toc224339014"/>
+      <w:bookmarkStart w:id="19" w:name="_Toc226205683"/>
       <w:r>
         <w:lastRenderedPageBreak/>
         <w:t>Praktická část (Implementace aplikace)</w:t>
@@ -4847,7 +4780,7 @@
       <w:pPr>
         <w:pStyle w:val="Nadpis2"/>
       </w:pPr>
-      <w:bookmarkStart w:id="20" w:name="_Toc224339015"/>
+      <w:bookmarkStart w:id="20" w:name="_Toc226205684"/>
       <w:r>
         <w:t>Požadavky a nastavení serveru (</w:t>
       </w:r>
@@ -5028,7 +4961,7 @@
                                 <w:lang w:eastAsia="en-US"/>
                               </w:rPr>
                             </w:pPr>
-                            <w:bookmarkStart w:id="21" w:name="_Toc224337735"/>
+                            <w:bookmarkStart w:id="21" w:name="_Toc226206603"/>
                             <w:r>
                               <w:t xml:space="preserve">Obrázek </w:t>
                             </w:r>
@@ -5047,6 +4980,7 @@
                               <w:r>
                                 <w:rPr>
                                   <w:rStyle w:val="Hypertextovodkaz"/>
+                                  <w:color w:val="auto"/>
                                 </w:rPr>
                                 <w:t>(zdroj)</w:t>
                               </w:r>
@@ -5082,7 +5016,7 @@
                           <w:lang w:eastAsia="en-US"/>
                         </w:rPr>
                       </w:pPr>
-                      <w:bookmarkStart w:id="22" w:name="_Toc224337735"/>
+                      <w:bookmarkStart w:id="22" w:name="_Toc226206603"/>
                       <w:r>
                         <w:t xml:space="preserve">Obrázek </w:t>
                       </w:r>
@@ -5101,6 +5035,7 @@
                         <w:r>
                           <w:rPr>
                             <w:rStyle w:val="Hypertextovodkaz"/>
+                            <w:color w:val="auto"/>
                           </w:rPr>
                           <w:t>(zdroj)</w:t>
                         </w:r>
@@ -5309,7 +5244,7 @@
                                 <w:szCs w:val="22"/>
                               </w:rPr>
                             </w:pPr>
-                            <w:bookmarkStart w:id="23" w:name="_Toc224337736"/>
+                            <w:bookmarkStart w:id="23" w:name="_Toc226206604"/>
                             <w:r>
                               <w:t xml:space="preserve">Obrázek </w:t>
                             </w:r>
@@ -5328,6 +5263,7 @@
                               <w:r>
                                 <w:rPr>
                                   <w:rStyle w:val="Hypertextovodkaz"/>
+                                  <w:color w:val="auto"/>
                                 </w:rPr>
                                 <w:t>(zdroj)</w:t>
                               </w:r>
@@ -5361,7 +5297,7 @@
                           <w:szCs w:val="22"/>
                         </w:rPr>
                       </w:pPr>
-                      <w:bookmarkStart w:id="24" w:name="_Toc224337736"/>
+                      <w:bookmarkStart w:id="24" w:name="_Toc226206604"/>
                       <w:r>
                         <w:t xml:space="preserve">Obrázek </w:t>
                       </w:r>
@@ -5380,6 +5316,7 @@
                         <w:r>
                           <w:rPr>
                             <w:rStyle w:val="Hypertextovodkaz"/>
+                            <w:color w:val="auto"/>
                           </w:rPr>
                           <w:t>(zdroj)</w:t>
                         </w:r>
@@ -5512,7 +5449,7 @@
       <w:pPr>
         <w:pStyle w:val="Nadpis2"/>
       </w:pPr>
-      <w:bookmarkStart w:id="25" w:name="_Toc224339016"/>
+      <w:bookmarkStart w:id="25" w:name="_Toc226205685"/>
       <w:r>
         <w:lastRenderedPageBreak/>
         <w:t>Architektura projektu a inicializace</w:t>
@@ -5531,7 +5468,7 @@
       <w:pPr>
         <w:pStyle w:val="Nadpis3"/>
       </w:pPr>
-      <w:bookmarkStart w:id="26" w:name="_Toc224339017"/>
+      <w:bookmarkStart w:id="26" w:name="_Toc226205686"/>
       <w:r>
         <w:t>Struktura souborů</w:t>
       </w:r>
@@ -5563,73 +5500,6 @@
       <w:pPr>
         <w:ind w:firstLine="431"/>
       </w:pPr>
-      <w:r>
-        <w:rPr>
-          <w:noProof/>
-        </w:rPr>
-        <w:drawing>
-          <wp:anchor distT="0" distB="0" distL="114300" distR="114300" simplePos="0" relativeHeight="251674624" behindDoc="0" locked="0" layoutInCell="1" allowOverlap="1" wp14:anchorId="1886BC78" wp14:editId="6123FE12">
-            <wp:simplePos x="0" y="0"/>
-            <wp:positionH relativeFrom="margin">
-              <wp:align>center</wp:align>
-            </wp:positionH>
-            <wp:positionV relativeFrom="paragraph">
-              <wp:posOffset>1265555</wp:posOffset>
-            </wp:positionV>
-            <wp:extent cx="2857500" cy="3744595"/>
-            <wp:effectExtent l="0" t="0" r="0" b="8255"/>
-            <wp:wrapTopAndBottom/>
-            <wp:docPr id="1753618331" name="Obrázek 12"/>
-            <wp:cNvGraphicFramePr>
-              <a:graphicFrameLocks xmlns:a="http://schemas.openxmlformats.org/drawingml/2006/main" noChangeAspect="1"/>
-            </wp:cNvGraphicFramePr>
-            <a:graphic xmlns:a="http://schemas.openxmlformats.org/drawingml/2006/main">
-              <a:graphicData uri="http://schemas.openxmlformats.org/drawingml/2006/picture">
-                <pic:pic xmlns:pic="http://schemas.openxmlformats.org/drawingml/2006/picture">
-                  <pic:nvPicPr>
-                    <pic:cNvPr id="0" name="Picture 11"/>
-                    <pic:cNvPicPr>
-                      <a:picLocks noChangeAspect="1" noChangeArrowheads="1"/>
-                    </pic:cNvPicPr>
-                  </pic:nvPicPr>
-                  <pic:blipFill>
-                    <a:blip r:embed="rId29" cstate="print">
-                      <a:extLst>
-                        <a:ext uri="{28A0092B-C50C-407E-A947-70E740481C1C}">
-                          <a14:useLocalDpi xmlns:a14="http://schemas.microsoft.com/office/drawing/2010/main" val="0"/>
-                        </a:ext>
-                      </a:extLst>
-                    </a:blip>
-                    <a:srcRect/>
-                    <a:stretch>
-                      <a:fillRect/>
-                    </a:stretch>
-                  </pic:blipFill>
-                  <pic:spPr bwMode="auto">
-                    <a:xfrm>
-                      <a:off x="0" y="0"/>
-                      <a:ext cx="2857500" cy="3744595"/>
-                    </a:xfrm>
-                    <a:prstGeom prst="rect">
-                      <a:avLst/>
-                    </a:prstGeom>
-                    <a:noFill/>
-                    <a:ln>
-                      <a:noFill/>
-                    </a:ln>
-                  </pic:spPr>
-                </pic:pic>
-              </a:graphicData>
-            </a:graphic>
-            <wp14:sizeRelH relativeFrom="margin">
-              <wp14:pctWidth>0</wp14:pctWidth>
-            </wp14:sizeRelH>
-            <wp14:sizeRelV relativeFrom="margin">
-              <wp14:pctHeight>0</wp14:pctHeight>
-            </wp14:sizeRelV>
-          </wp:anchor>
-        </w:drawing>
-      </w:r>
       <w:r>
         <w:rPr>
           <w:noProof/>
@@ -5637,18 +5507,18 @@
         <mc:AlternateContent>
           <mc:Choice Requires="wps">
             <w:drawing>
-              <wp:anchor distT="0" distB="0" distL="114300" distR="114300" simplePos="0" relativeHeight="251676672" behindDoc="0" locked="0" layoutInCell="1" allowOverlap="1" wp14:anchorId="0024DAFD" wp14:editId="4D27C95B">
+              <wp:anchor distT="0" distB="0" distL="114300" distR="114300" simplePos="0" relativeHeight="251698176" behindDoc="0" locked="0" layoutInCell="1" allowOverlap="1" wp14:anchorId="5769FCCE" wp14:editId="1B301DE5">
                 <wp:simplePos x="0" y="0"/>
                 <wp:positionH relativeFrom="column">
-                  <wp:posOffset>1270635</wp:posOffset>
+                  <wp:posOffset>1193800</wp:posOffset>
                 </wp:positionH>
                 <wp:positionV relativeFrom="paragraph">
                   <wp:posOffset>4971415</wp:posOffset>
                 </wp:positionV>
-                <wp:extent cx="2857500" cy="635"/>
+                <wp:extent cx="3011170" cy="635"/>
                 <wp:effectExtent l="0" t="0" r="0" b="0"/>
                 <wp:wrapTopAndBottom/>
-                <wp:docPr id="1838546190" name="Textové pole 1"/>
+                <wp:docPr id="1137233911" name="Textové pole 1"/>
                 <wp:cNvGraphicFramePr/>
                 <a:graphic xmlns:a="http://schemas.openxmlformats.org/drawingml/2006/main">
                   <a:graphicData uri="http://schemas.microsoft.com/office/word/2010/wordprocessingShape">
@@ -5657,7 +5527,7 @@
                       <wps:spPr>
                         <a:xfrm>
                           <a:off x="0" y="0"/>
-                          <a:ext cx="2857500" cy="635"/>
+                          <a:ext cx="3011170" cy="635"/>
                         </a:xfrm>
                         <a:prstGeom prst="rect">
                           <a:avLst/>
@@ -5679,9 +5549,7 @@
                                 <w:szCs w:val="22"/>
                               </w:rPr>
                             </w:pPr>
-                            <w:bookmarkStart w:id="27" w:name="_Ref224336106"/>
-                            <w:bookmarkStart w:id="28" w:name="_Toc224337737"/>
-                            <w:bookmarkStart w:id="29" w:name="_Ref224336102"/>
+                            <w:bookmarkStart w:id="27" w:name="_Toc226206605"/>
                             <w:r>
                               <w:t xml:space="preserve">Obrázek </w:t>
                             </w:r>
@@ -5693,23 +5561,33 @@
                                 <w:t>4</w:t>
                               </w:r>
                             </w:fldSimple>
-                            <w:bookmarkEnd w:id="27"/>
                             <w:r>
-                              <w:t xml:space="preserve"> </w:t>
+                              <w:t xml:space="preserve"> Struktura projektu </w:t>
                             </w:r>
-                            <w:r>
-                              <w:t xml:space="preserve">Struktura projektu </w:t>
-                            </w:r>
-                            <w:hyperlink r:id="rId30" w:history="1">
+                            <w:hyperlink r:id="rId29" w:history="1">
                               <w:r>
                                 <w:rPr>
                                   <w:rStyle w:val="Hypertextovodkaz"/>
+                                  <w:color w:val="auto"/>
                                 </w:rPr>
-                                <w:t>(zdroj)</w:t>
+                                <w:t>(zdr</w:t>
                               </w:r>
-                              <w:bookmarkEnd w:id="28"/>
+                              <w:r>
+                                <w:rPr>
+                                  <w:rStyle w:val="Hypertextovodkaz"/>
+                                  <w:color w:val="auto"/>
+                                </w:rPr>
+                                <w:t>o</w:t>
+                              </w:r>
+                              <w:r>
+                                <w:rPr>
+                                  <w:rStyle w:val="Hypertextovodkaz"/>
+                                  <w:color w:val="auto"/>
+                                </w:rPr>
+                                <w:t>j)</w:t>
+                              </w:r>
+                              <w:bookmarkEnd w:id="27"/>
                             </w:hyperlink>
-                            <w:bookmarkEnd w:id="29"/>
                           </w:p>
                         </w:txbxContent>
                       </wps:txbx>
@@ -5727,7 +5605,7 @@
           </mc:Choice>
           <mc:Fallback>
             <w:pict>
-              <v:shape w14:anchorId="0024DAFD" id="_x0000_s1029" type="#_x0000_t202" style="position:absolute;left:0;text-align:left;margin-left:100.05pt;margin-top:391.45pt;width:225pt;height:.05pt;z-index:251676672;visibility:visible;mso-wrap-style:square;mso-wrap-distance-left:9pt;mso-wrap-distance-top:0;mso-wrap-distance-right:9pt;mso-wrap-distance-bottom:0;mso-position-horizontal:absolute;mso-position-horizontal-relative:text;mso-position-vertical:absolute;mso-position-vertical-relative:text;v-text-anchor:top" o:gfxdata="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" stroked="f">
+              <v:shape w14:anchorId="5769FCCE" id="_x0000_s1029" type="#_x0000_t202" style="position:absolute;left:0;text-align:left;margin-left:94pt;margin-top:391.45pt;width:237.1pt;height:.05pt;z-index:251698176;visibility:visible;mso-wrap-style:square;mso-wrap-distance-left:9pt;mso-wrap-distance-top:0;mso-wrap-distance-right:9pt;mso-wrap-distance-bottom:0;mso-position-horizontal:absolute;mso-position-horizontal-relative:text;mso-position-vertical:absolute;mso-position-vertical-relative:text;v-text-anchor:top" o:gfxdata="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" stroked="f">
                 <v:textbox style="mso-fit-shape-to-text:t" inset="0,0,0,0">
                   <w:txbxContent>
                     <w:p>
@@ -5738,9 +5616,7 @@
                           <w:szCs w:val="22"/>
                         </w:rPr>
                       </w:pPr>
-                      <w:bookmarkStart w:id="30" w:name="_Ref224336106"/>
-                      <w:bookmarkStart w:id="31" w:name="_Toc224337737"/>
-                      <w:bookmarkStart w:id="32" w:name="_Ref224336102"/>
+                      <w:bookmarkStart w:id="28" w:name="_Toc226206605"/>
                       <w:r>
                         <w:t xml:space="preserve">Obrázek </w:t>
                       </w:r>
@@ -5752,23 +5628,33 @@
                           <w:t>4</w:t>
                         </w:r>
                       </w:fldSimple>
-                      <w:bookmarkEnd w:id="30"/>
                       <w:r>
-                        <w:t xml:space="preserve"> </w:t>
+                        <w:t xml:space="preserve"> Struktura projektu </w:t>
                       </w:r>
-                      <w:r>
-                        <w:t xml:space="preserve">Struktura projektu </w:t>
-                      </w:r>
-                      <w:hyperlink r:id="rId31" w:history="1">
+                      <w:hyperlink r:id="rId30" w:history="1">
                         <w:r>
                           <w:rPr>
                             <w:rStyle w:val="Hypertextovodkaz"/>
+                            <w:color w:val="auto"/>
                           </w:rPr>
-                          <w:t>(zdroj)</w:t>
+                          <w:t>(zdr</w:t>
                         </w:r>
-                        <w:bookmarkEnd w:id="31"/>
+                        <w:r>
+                          <w:rPr>
+                            <w:rStyle w:val="Hypertextovodkaz"/>
+                            <w:color w:val="auto"/>
+                          </w:rPr>
+                          <w:t>o</w:t>
+                        </w:r>
+                        <w:r>
+                          <w:rPr>
+                            <w:rStyle w:val="Hypertextovodkaz"/>
+                            <w:color w:val="auto"/>
+                          </w:rPr>
+                          <w:t>j)</w:t>
+                        </w:r>
+                        <w:bookmarkEnd w:id="28"/>
                       </w:hyperlink>
-                      <w:bookmarkEnd w:id="32"/>
                     </w:p>
                   </w:txbxContent>
                 </v:textbox>
@@ -5779,6 +5665,73 @@
         </mc:AlternateContent>
       </w:r>
       <w:r>
+        <w:rPr>
+          <w:noProof/>
+        </w:rPr>
+        <w:drawing>
+          <wp:anchor distT="0" distB="0" distL="114300" distR="114300" simplePos="0" relativeHeight="251696128" behindDoc="0" locked="0" layoutInCell="1" allowOverlap="1" wp14:anchorId="00C00B04" wp14:editId="4F4A11D6">
+            <wp:simplePos x="0" y="0"/>
+            <wp:positionH relativeFrom="margin">
+              <wp:align>center</wp:align>
+            </wp:positionH>
+            <wp:positionV relativeFrom="paragraph">
+              <wp:posOffset>1278613</wp:posOffset>
+            </wp:positionV>
+            <wp:extent cx="3011557" cy="3949649"/>
+            <wp:effectExtent l="0" t="0" r="0" b="0"/>
+            <wp:wrapTopAndBottom/>
+            <wp:docPr id="1954415840" name="Obrázek 16"/>
+            <wp:cNvGraphicFramePr>
+              <a:graphicFrameLocks xmlns:a="http://schemas.openxmlformats.org/drawingml/2006/main" noChangeAspect="1"/>
+            </wp:cNvGraphicFramePr>
+            <a:graphic xmlns:a="http://schemas.openxmlformats.org/drawingml/2006/main">
+              <a:graphicData uri="http://schemas.openxmlformats.org/drawingml/2006/picture">
+                <pic:pic xmlns:pic="http://schemas.openxmlformats.org/drawingml/2006/picture">
+                  <pic:nvPicPr>
+                    <pic:cNvPr id="0" name="Picture 3"/>
+                    <pic:cNvPicPr>
+                      <a:picLocks noChangeAspect="1" noChangeArrowheads="1"/>
+                    </pic:cNvPicPr>
+                  </pic:nvPicPr>
+                  <pic:blipFill>
+                    <a:blip r:embed="rId31" cstate="print">
+                      <a:extLst>
+                        <a:ext uri="{28A0092B-C50C-407E-A947-70E740481C1C}">
+                          <a14:useLocalDpi xmlns:a14="http://schemas.microsoft.com/office/drawing/2010/main" val="0"/>
+                        </a:ext>
+                      </a:extLst>
+                    </a:blip>
+                    <a:srcRect/>
+                    <a:stretch>
+                      <a:fillRect/>
+                    </a:stretch>
+                  </pic:blipFill>
+                  <pic:spPr bwMode="auto">
+                    <a:xfrm>
+                      <a:off x="0" y="0"/>
+                      <a:ext cx="3011557" cy="3949649"/>
+                    </a:xfrm>
+                    <a:prstGeom prst="rect">
+                      <a:avLst/>
+                    </a:prstGeom>
+                    <a:noFill/>
+                    <a:ln>
+                      <a:noFill/>
+                    </a:ln>
+                  </pic:spPr>
+                </pic:pic>
+              </a:graphicData>
+            </a:graphic>
+            <wp14:sizeRelH relativeFrom="margin">
+              <wp14:pctWidth>0</wp14:pctWidth>
+            </wp14:sizeRelH>
+            <wp14:sizeRelV relativeFrom="margin">
+              <wp14:pctHeight>0</wp14:pctHeight>
+            </wp14:sizeRelV>
+          </wp:anchor>
+        </w:drawing>
+      </w:r>
+      <w:r>
         <w:t xml:space="preserve"> Obrazová data (jednotlivé stránky letáku) jsou uložena v samostatné složce </w:t>
       </w:r>
       <w:proofErr w:type="spellStart"/>
@@ -5813,7 +5766,7 @@
       <w:pPr>
         <w:pStyle w:val="Nadpis3"/>
       </w:pPr>
-      <w:bookmarkStart w:id="33" w:name="_Toc224339018"/>
+      <w:bookmarkStart w:id="29" w:name="_Toc226205687"/>
       <w:r>
         <w:lastRenderedPageBreak/>
         <w:t xml:space="preserve">Integrace knihovny </w:t>
@@ -5822,7 +5775,7 @@
       <w:r>
         <w:t>St.PageFlip</w:t>
       </w:r>
-      <w:bookmarkEnd w:id="33"/>
+      <w:bookmarkEnd w:id="29"/>
       <w:proofErr w:type="spellEnd"/>
     </w:p>
     <w:p>
@@ -5974,11 +5927,11 @@
       <w:pPr>
         <w:pStyle w:val="Nadpis3"/>
       </w:pPr>
-      <w:bookmarkStart w:id="34" w:name="_Toc224339019"/>
+      <w:bookmarkStart w:id="30" w:name="_Toc226205688"/>
       <w:r>
         <w:t>Vstupní bod aplikace</w:t>
       </w:r>
-      <w:bookmarkEnd w:id="34"/>
+      <w:bookmarkEnd w:id="30"/>
     </w:p>
     <w:p>
       <w:pPr>
@@ -6024,15 +5977,15 @@
       <w:pPr>
         <w:pStyle w:val="Nadpis2"/>
       </w:pPr>
-      <w:bookmarkStart w:id="35" w:name="_Ref224331698"/>
-      <w:bookmarkStart w:id="36" w:name="_Ref224332176"/>
-      <w:bookmarkStart w:id="37" w:name="_Toc224339020"/>
+      <w:bookmarkStart w:id="31" w:name="_Ref224331698"/>
+      <w:bookmarkStart w:id="32" w:name="_Ref224332176"/>
+      <w:bookmarkStart w:id="33" w:name="_Toc226205689"/>
       <w:r>
         <w:t>Asynchronní načítání a zpracování obsahu (Jádro programu)</w:t>
       </w:r>
-      <w:bookmarkEnd w:id="35"/>
-      <w:bookmarkEnd w:id="36"/>
-      <w:bookmarkEnd w:id="37"/>
+      <w:bookmarkEnd w:id="31"/>
+      <w:bookmarkEnd w:id="32"/>
+      <w:bookmarkEnd w:id="33"/>
     </w:p>
     <w:p>
       <w:pPr>
@@ -6071,12 +6024,12 @@
       <w:pPr>
         <w:pStyle w:val="Nadpis3"/>
       </w:pPr>
-      <w:bookmarkStart w:id="38" w:name="_Toc224339021"/>
+      <w:bookmarkStart w:id="34" w:name="_Toc226205690"/>
       <w:r>
         <w:lastRenderedPageBreak/>
         <w:t>Extrakce dat ze serveru</w:t>
       </w:r>
-      <w:bookmarkEnd w:id="38"/>
+      <w:bookmarkEnd w:id="34"/>
     </w:p>
     <w:p>
       <w:pPr>
@@ -6192,7 +6145,7 @@
                                 <w:szCs w:val="22"/>
                               </w:rPr>
                             </w:pPr>
-                            <w:bookmarkStart w:id="39" w:name="_Toc224337738"/>
+                            <w:bookmarkStart w:id="35" w:name="_Toc226206606"/>
                             <w:r>
                               <w:t xml:space="preserve">Obrázek </w:t>
                             </w:r>
@@ -6211,10 +6164,11 @@
                               <w:r>
                                 <w:rPr>
                                   <w:rStyle w:val="Hypertextovodkaz"/>
+                                  <w:color w:val="auto"/>
                                 </w:rPr>
                                 <w:t>(zdroj)</w:t>
                               </w:r>
-                              <w:bookmarkEnd w:id="39"/>
+                              <w:bookmarkEnd w:id="35"/>
                             </w:hyperlink>
                           </w:p>
                         </w:txbxContent>
@@ -6244,7 +6198,7 @@
                           <w:szCs w:val="22"/>
                         </w:rPr>
                       </w:pPr>
-                      <w:bookmarkStart w:id="40" w:name="_Toc224337738"/>
+                      <w:bookmarkStart w:id="36" w:name="_Toc226206606"/>
                       <w:r>
                         <w:t xml:space="preserve">Obrázek </w:t>
                       </w:r>
@@ -6263,10 +6217,11 @@
                         <w:r>
                           <w:rPr>
                             <w:rStyle w:val="Hypertextovodkaz"/>
+                            <w:color w:val="auto"/>
                           </w:rPr>
                           <w:t>(zdroj)</w:t>
                         </w:r>
-                        <w:bookmarkEnd w:id="40"/>
+                        <w:bookmarkEnd w:id="36"/>
                       </w:hyperlink>
                     </w:p>
                   </w:txbxContent>
@@ -6341,11 +6296,11 @@
       <w:pPr>
         <w:pStyle w:val="Nadpis3"/>
       </w:pPr>
-      <w:bookmarkStart w:id="41" w:name="_Toc224339022"/>
+      <w:bookmarkStart w:id="37" w:name="_Toc226205691"/>
       <w:r>
         <w:t>Filtrace pomocí regulárních výrazů</w:t>
       </w:r>
-      <w:bookmarkEnd w:id="41"/>
+      <w:bookmarkEnd w:id="37"/>
     </w:p>
     <w:p>
       <w:pPr>
@@ -6392,11 +6347,11 @@
       <w:pPr>
         <w:pStyle w:val="Nadpis3"/>
       </w:pPr>
-      <w:bookmarkStart w:id="42" w:name="_Toc224339023"/>
+      <w:bookmarkStart w:id="38" w:name="_Toc226205692"/>
       <w:r>
         <w:t>Algoritmus numerického řazení</w:t>
       </w:r>
-      <w:bookmarkEnd w:id="42"/>
+      <w:bookmarkEnd w:id="38"/>
     </w:p>
     <w:p>
       <w:pPr>
@@ -6469,7 +6424,7 @@
                                 <w:szCs w:val="22"/>
                               </w:rPr>
                             </w:pPr>
-                            <w:bookmarkStart w:id="43" w:name="_Toc224337739"/>
+                            <w:bookmarkStart w:id="39" w:name="_Toc226206607"/>
                             <w:r>
                               <w:t xml:space="preserve">Obrázek </w:t>
                             </w:r>
@@ -6482,22 +6437,17 @@
                               </w:r>
                             </w:fldSimple>
                             <w:r>
-                              <w:t xml:space="preserve"> </w:t>
-                            </w:r>
-                            <w:r>
-                              <w:t>Algoritmus numerického řazení</w:t>
-                            </w:r>
-                            <w:r>
-                              <w:t xml:space="preserve"> </w:t>
+                              <w:t xml:space="preserve"> Algoritmus numerického řazení </w:t>
                             </w:r>
                             <w:hyperlink r:id="rId35" w:history="1">
                               <w:r>
                                 <w:rPr>
                                   <w:rStyle w:val="Hypertextovodkaz"/>
+                                  <w:color w:val="auto"/>
                                 </w:rPr>
                                 <w:t>(zdroj)</w:t>
                               </w:r>
-                              <w:bookmarkEnd w:id="43"/>
+                              <w:bookmarkEnd w:id="39"/>
                             </w:hyperlink>
                           </w:p>
                         </w:txbxContent>
@@ -6527,7 +6477,7 @@
                           <w:szCs w:val="22"/>
                         </w:rPr>
                       </w:pPr>
-                      <w:bookmarkStart w:id="44" w:name="_Toc224337739"/>
+                      <w:bookmarkStart w:id="40" w:name="_Toc226206607"/>
                       <w:r>
                         <w:t xml:space="preserve">Obrázek </w:t>
                       </w:r>
@@ -6540,22 +6490,17 @@
                         </w:r>
                       </w:fldSimple>
                       <w:r>
-                        <w:t xml:space="preserve"> </w:t>
-                      </w:r>
-                      <w:r>
-                        <w:t>Algoritmus numerického řazení</w:t>
-                      </w:r>
-                      <w:r>
-                        <w:t xml:space="preserve"> </w:t>
+                        <w:t xml:space="preserve"> Algoritmus numerického řazení </w:t>
                       </w:r>
                       <w:hyperlink r:id="rId36" w:history="1">
                         <w:r>
                           <w:rPr>
                             <w:rStyle w:val="Hypertextovodkaz"/>
+                            <w:color w:val="auto"/>
                           </w:rPr>
                           <w:t>(zdroj)</w:t>
                         </w:r>
-                        <w:bookmarkEnd w:id="44"/>
+                        <w:bookmarkEnd w:id="40"/>
                       </w:hyperlink>
                     </w:p>
                   </w:txbxContent>
@@ -6673,7 +6618,7 @@
       <w:pPr>
         <w:pStyle w:val="Nadpis2"/>
       </w:pPr>
-      <w:bookmarkStart w:id="45" w:name="_Toc224339024"/>
+      <w:bookmarkStart w:id="41" w:name="_Toc226205693"/>
       <w:r>
         <w:t xml:space="preserve">Prevence rozbití layoutu a auto-korekce (HTML5 </w:t>
       </w:r>
@@ -6685,7 +6630,7 @@
       <w:r>
         <w:t>)</w:t>
       </w:r>
-      <w:bookmarkEnd w:id="45"/>
+      <w:bookmarkEnd w:id="41"/>
     </w:p>
     <w:p>
       <w:pPr>
@@ -6707,11 +6652,11 @@
       <w:pPr>
         <w:pStyle w:val="Nadpis3"/>
       </w:pPr>
-      <w:bookmarkStart w:id="46" w:name="_Toc224339025"/>
+      <w:bookmarkStart w:id="42" w:name="_Toc226205694"/>
       <w:r>
         <w:t>Detekce parity vstupních dat</w:t>
       </w:r>
-      <w:bookmarkEnd w:id="46"/>
+      <w:bookmarkEnd w:id="42"/>
     </w:p>
     <w:p>
       <w:pPr>
@@ -6771,11 +6716,11 @@
       <w:pPr>
         <w:pStyle w:val="Nadpis3"/>
       </w:pPr>
-      <w:bookmarkStart w:id="47" w:name="_Toc224339026"/>
+      <w:bookmarkStart w:id="43" w:name="_Toc226205695"/>
       <w:r>
         <w:t>Dynamické generování varovné stránky</w:t>
       </w:r>
-      <w:bookmarkEnd w:id="47"/>
+      <w:bookmarkEnd w:id="43"/>
     </w:p>
     <w:p>
       <w:pPr>
@@ -7001,7 +6946,7 @@
                                 <w:lang w:eastAsia="en-US"/>
                               </w:rPr>
                             </w:pPr>
-                            <w:bookmarkStart w:id="48" w:name="_Toc224337740"/>
+                            <w:bookmarkStart w:id="44" w:name="_Toc226206608"/>
                             <w:r>
                               <w:t xml:space="preserve">Obrázek </w:t>
                             </w:r>
@@ -7020,10 +6965,11 @@
                               <w:r>
                                 <w:rPr>
                                   <w:rStyle w:val="Hypertextovodkaz"/>
+                                  <w:color w:val="auto"/>
                                 </w:rPr>
                                 <w:t>(zdroj)</w:t>
                               </w:r>
-                              <w:bookmarkEnd w:id="48"/>
+                              <w:bookmarkEnd w:id="44"/>
                             </w:hyperlink>
                           </w:p>
                         </w:txbxContent>
@@ -7055,7 +7001,7 @@
                           <w:lang w:eastAsia="en-US"/>
                         </w:rPr>
                       </w:pPr>
-                      <w:bookmarkStart w:id="49" w:name="_Toc224337740"/>
+                      <w:bookmarkStart w:id="45" w:name="_Toc226206608"/>
                       <w:r>
                         <w:t xml:space="preserve">Obrázek </w:t>
                       </w:r>
@@ -7074,10 +7020,11 @@
                         <w:r>
                           <w:rPr>
                             <w:rStyle w:val="Hypertextovodkaz"/>
+                            <w:color w:val="auto"/>
                           </w:rPr>
                           <w:t>(zdroj)</w:t>
                         </w:r>
-                        <w:bookmarkEnd w:id="49"/>
+                        <w:bookmarkEnd w:id="45"/>
                       </w:hyperlink>
                     </w:p>
                   </w:txbxContent>
@@ -7110,12 +7057,12 @@
       <w:pPr>
         <w:pStyle w:val="Nadpis3"/>
       </w:pPr>
-      <w:bookmarkStart w:id="50" w:name="_Toc224339027"/>
+      <w:bookmarkStart w:id="46" w:name="_Toc226205696"/>
       <w:r>
         <w:lastRenderedPageBreak/>
         <w:t>Konverze do datového URI formátu</w:t>
       </w:r>
-      <w:bookmarkEnd w:id="50"/>
+      <w:bookmarkEnd w:id="46"/>
     </w:p>
     <w:p>
       <w:pPr>
@@ -7180,11 +7127,11 @@
       <w:pPr>
         <w:pStyle w:val="Nadpis2"/>
       </w:pPr>
-      <w:bookmarkStart w:id="51" w:name="_Toc224339028"/>
+      <w:bookmarkStart w:id="47" w:name="_Toc226205697"/>
       <w:r>
         <w:t>Tvorba responzivního rozvržení a 3D efektů</w:t>
       </w:r>
-      <w:bookmarkEnd w:id="51"/>
+      <w:bookmarkEnd w:id="47"/>
     </w:p>
     <w:p>
       <w:pPr>
@@ -7228,11 +7175,11 @@
       <w:pPr>
         <w:pStyle w:val="Nadpis3"/>
       </w:pPr>
-      <w:bookmarkStart w:id="52" w:name="_Toc224339029"/>
+      <w:bookmarkStart w:id="48" w:name="_Toc226205698"/>
       <w:r>
         <w:t>Chytrý zámek proporcí (Nativní responzivita)</w:t>
       </w:r>
-      <w:bookmarkEnd w:id="52"/>
+      <w:bookmarkEnd w:id="48"/>
     </w:p>
     <w:p>
       <w:pPr>
@@ -7424,8 +7371,8 @@
                                 <w:szCs w:val="22"/>
                               </w:rPr>
                             </w:pPr>
-                            <w:bookmarkStart w:id="53" w:name="_Ref224330792"/>
-                            <w:bookmarkStart w:id="54" w:name="_Toc224337741"/>
+                            <w:bookmarkStart w:id="49" w:name="_Ref224330792"/>
+                            <w:bookmarkStart w:id="50" w:name="_Toc226206609"/>
                             <w:r>
                               <w:t xml:space="preserve">Obrázek </w:t>
                             </w:r>
@@ -7437,7 +7384,7 @@
                                 <w:t>8</w:t>
                               </w:r>
                             </w:fldSimple>
-                            <w:bookmarkEnd w:id="53"/>
+                            <w:bookmarkEnd w:id="49"/>
                             <w:r>
                               <w:t xml:space="preserve"> Responzivita na zařízeních</w:t>
                             </w:r>
@@ -7448,10 +7395,11 @@
                               <w:r>
                                 <w:rPr>
                                   <w:rStyle w:val="Hypertextovodkaz"/>
+                                  <w:color w:val="auto"/>
                                 </w:rPr>
                                 <w:t>(zdroj)</w:t>
                               </w:r>
-                              <w:bookmarkEnd w:id="54"/>
+                              <w:bookmarkEnd w:id="50"/>
                             </w:hyperlink>
                           </w:p>
                         </w:txbxContent>
@@ -7484,8 +7432,8 @@
                           <w:szCs w:val="22"/>
                         </w:rPr>
                       </w:pPr>
-                      <w:bookmarkStart w:id="55" w:name="_Ref224330792"/>
-                      <w:bookmarkStart w:id="56" w:name="_Toc224337741"/>
+                      <w:bookmarkStart w:id="51" w:name="_Ref224330792"/>
+                      <w:bookmarkStart w:id="52" w:name="_Toc226206609"/>
                       <w:r>
                         <w:t xml:space="preserve">Obrázek </w:t>
                       </w:r>
@@ -7497,7 +7445,7 @@
                           <w:t>8</w:t>
                         </w:r>
                       </w:fldSimple>
-                      <w:bookmarkEnd w:id="55"/>
+                      <w:bookmarkEnd w:id="51"/>
                       <w:r>
                         <w:t xml:space="preserve"> Responzivita na zařízeních</w:t>
                       </w:r>
@@ -7508,10 +7456,11 @@
                         <w:r>
                           <w:rPr>
                             <w:rStyle w:val="Hypertextovodkaz"/>
+                            <w:color w:val="auto"/>
                           </w:rPr>
                           <w:t>(zdroj)</w:t>
                         </w:r>
-                        <w:bookmarkEnd w:id="56"/>
+                        <w:bookmarkEnd w:id="52"/>
                       </w:hyperlink>
                     </w:p>
                   </w:txbxContent>
@@ -7594,11 +7543,11 @@
       <w:pPr>
         <w:pStyle w:val="Nadpis3"/>
       </w:pPr>
-      <w:bookmarkStart w:id="57" w:name="_Toc224339030"/>
+      <w:bookmarkStart w:id="53" w:name="_Toc226205699"/>
       <w:r>
         <w:t>Vizuální hloubka a stínování stránek (3D efekty)</w:t>
       </w:r>
-      <w:bookmarkEnd w:id="57"/>
+      <w:bookmarkEnd w:id="53"/>
     </w:p>
     <w:p>
       <w:pPr>
@@ -7866,7 +7815,7 @@
       <w:pPr>
         <w:pStyle w:val="Nadpis3"/>
       </w:pPr>
-      <w:bookmarkStart w:id="58" w:name="_Toc224339031"/>
+      <w:bookmarkStart w:id="54" w:name="_Toc226205700"/>
       <w:r>
         <w:t>Indikace načítání obsahu (</w:t>
       </w:r>
@@ -7878,7 +7827,7 @@
       <w:r>
         <w:t>)</w:t>
       </w:r>
-      <w:bookmarkEnd w:id="58"/>
+      <w:bookmarkEnd w:id="54"/>
     </w:p>
     <w:p>
       <w:pPr>
@@ -8028,13 +7977,13 @@
       <w:pPr>
         <w:pStyle w:val="Nadpis2"/>
       </w:pPr>
-      <w:bookmarkStart w:id="59" w:name="_Ref224336792"/>
-      <w:bookmarkStart w:id="60" w:name="_Toc224339032"/>
+      <w:bookmarkStart w:id="55" w:name="_Ref224336792"/>
+      <w:bookmarkStart w:id="56" w:name="_Toc226205701"/>
       <w:r>
         <w:t>Uživatelské rozhraní a interaktivní prvky</w:t>
       </w:r>
-      <w:bookmarkEnd w:id="59"/>
-      <w:bookmarkEnd w:id="60"/>
+      <w:bookmarkEnd w:id="55"/>
+      <w:bookmarkEnd w:id="56"/>
     </w:p>
     <w:p>
       <w:pPr>
@@ -8048,11 +7997,11 @@
       <w:pPr>
         <w:pStyle w:val="Nadpis3"/>
       </w:pPr>
-      <w:bookmarkStart w:id="61" w:name="_Toc224339033"/>
+      <w:bookmarkStart w:id="57" w:name="_Toc226205702"/>
       <w:r>
         <w:t>Globální správa stavu a dynamické stínování</w:t>
       </w:r>
-      <w:bookmarkEnd w:id="61"/>
+      <w:bookmarkEnd w:id="57"/>
     </w:p>
     <w:p>
       <w:pPr>
@@ -8195,7 +8144,7 @@
                                 <w:szCs w:val="22"/>
                               </w:rPr>
                             </w:pPr>
-                            <w:bookmarkStart w:id="62" w:name="_Toc224337742"/>
+                            <w:bookmarkStart w:id="58" w:name="_Toc226206610"/>
                             <w:r>
                               <w:t xml:space="preserve">Obrázek </w:t>
                             </w:r>
@@ -8217,10 +8166,11 @@
                               <w:r>
                                 <w:rPr>
                                   <w:rStyle w:val="Hypertextovodkaz"/>
+                                  <w:color w:val="auto"/>
                                 </w:rPr>
                                 <w:t>(zdroj)</w:t>
                               </w:r>
-                              <w:bookmarkEnd w:id="62"/>
+                              <w:bookmarkEnd w:id="58"/>
                             </w:hyperlink>
                           </w:p>
                         </w:txbxContent>
@@ -8250,7 +8200,7 @@
                           <w:szCs w:val="22"/>
                         </w:rPr>
                       </w:pPr>
-                      <w:bookmarkStart w:id="63" w:name="_Toc224337742"/>
+                      <w:bookmarkStart w:id="59" w:name="_Toc226206610"/>
                       <w:r>
                         <w:t xml:space="preserve">Obrázek </w:t>
                       </w:r>
@@ -8272,10 +8222,11 @@
                         <w:r>
                           <w:rPr>
                             <w:rStyle w:val="Hypertextovodkaz"/>
+                            <w:color w:val="auto"/>
                           </w:rPr>
                           <w:t>(zdroj)</w:t>
                         </w:r>
-                        <w:bookmarkEnd w:id="63"/>
+                        <w:bookmarkEnd w:id="59"/>
                       </w:hyperlink>
                     </w:p>
                   </w:txbxContent>
@@ -8370,11 +8321,11 @@
       <w:pPr>
         <w:pStyle w:val="Nadpis3"/>
       </w:pPr>
-      <w:bookmarkStart w:id="64" w:name="_Toc224339034"/>
+      <w:bookmarkStart w:id="60" w:name="_Toc226205703"/>
       <w:r>
         <w:t>Implementace tmavého režimu a funkce přiblížení</w:t>
       </w:r>
-      <w:bookmarkEnd w:id="64"/>
+      <w:bookmarkEnd w:id="60"/>
     </w:p>
     <w:p>
       <w:pPr>
@@ -8446,7 +8397,7 @@
       <w:pPr>
         <w:pStyle w:val="Nadpis3"/>
       </w:pPr>
-      <w:bookmarkStart w:id="65" w:name="_Toc224339035"/>
+      <w:bookmarkStart w:id="61" w:name="_Toc226205704"/>
       <w:r>
         <w:t>Dynamický indikátor průběhu (</w:t>
       </w:r>
@@ -8458,7 +8409,7 @@
       <w:r>
         <w:t xml:space="preserve"> Bar)</w:t>
       </w:r>
-      <w:bookmarkEnd w:id="65"/>
+      <w:bookmarkEnd w:id="61"/>
     </w:p>
     <w:p>
       <w:pPr>
@@ -8530,7 +8481,7 @@
                                 <w:szCs w:val="22"/>
                               </w:rPr>
                             </w:pPr>
-                            <w:bookmarkStart w:id="66" w:name="_Toc224337743"/>
+                            <w:bookmarkStart w:id="62" w:name="_Toc226206611"/>
                             <w:r>
                               <w:t xml:space="preserve">Obrázek </w:t>
                             </w:r>
@@ -8552,10 +8503,11 @@
                               <w:r>
                                 <w:rPr>
                                   <w:rStyle w:val="Hypertextovodkaz"/>
+                                  <w:color w:val="auto"/>
                                 </w:rPr>
                                 <w:t>(zdroj)</w:t>
                               </w:r>
-                              <w:bookmarkEnd w:id="66"/>
+                              <w:bookmarkEnd w:id="62"/>
                             </w:hyperlink>
                           </w:p>
                         </w:txbxContent>
@@ -8585,7 +8537,7 @@
                           <w:szCs w:val="22"/>
                         </w:rPr>
                       </w:pPr>
-                      <w:bookmarkStart w:id="67" w:name="_Toc224337743"/>
+                      <w:bookmarkStart w:id="63" w:name="_Toc226206611"/>
                       <w:r>
                         <w:t xml:space="preserve">Obrázek </w:t>
                       </w:r>
@@ -8607,10 +8559,11 @@
                         <w:r>
                           <w:rPr>
                             <w:rStyle w:val="Hypertextovodkaz"/>
+                            <w:color w:val="auto"/>
                           </w:rPr>
                           <w:t>(zdroj)</w:t>
                         </w:r>
-                        <w:bookmarkEnd w:id="67"/>
+                        <w:bookmarkEnd w:id="63"/>
                       </w:hyperlink>
                     </w:p>
                   </w:txbxContent>
@@ -8725,11 +8678,11 @@
       <w:pPr>
         <w:pStyle w:val="Nadpis3"/>
       </w:pPr>
-      <w:bookmarkStart w:id="68" w:name="_Toc224339036"/>
+      <w:bookmarkStart w:id="64" w:name="_Toc226205705"/>
       <w:r>
         <w:t>Interaktivita a audio systém</w:t>
       </w:r>
-      <w:bookmarkEnd w:id="68"/>
+      <w:bookmarkEnd w:id="64"/>
     </w:p>
     <w:p>
       <w:pPr>
@@ -8857,12 +8810,12 @@
       <w:pPr>
         <w:pStyle w:val="Nadpis1"/>
       </w:pPr>
-      <w:bookmarkStart w:id="69" w:name="_Toc224339037"/>
+      <w:bookmarkStart w:id="65" w:name="_Toc226205706"/>
       <w:r>
         <w:lastRenderedPageBreak/>
         <w:t>Závěr</w:t>
       </w:r>
-      <w:bookmarkEnd w:id="69"/>
+      <w:bookmarkEnd w:id="65"/>
     </w:p>
     <w:p>
       <w:pPr>
@@ -8962,14 +8915,14 @@
       <w:pPr>
         <w:pStyle w:val="Nadpis1"/>
       </w:pPr>
-      <w:bookmarkStart w:id="70" w:name="_Použité_zdroje"/>
-      <w:bookmarkStart w:id="71" w:name="_Toc224339038"/>
-      <w:bookmarkEnd w:id="70"/>
+      <w:bookmarkStart w:id="66" w:name="_Použité_zdroje"/>
+      <w:bookmarkStart w:id="67" w:name="_Toc226205707"/>
+      <w:bookmarkEnd w:id="66"/>
       <w:r>
         <w:lastRenderedPageBreak/>
         <w:t>Použité zdroje</w:t>
       </w:r>
-      <w:bookmarkEnd w:id="71"/>
+      <w:bookmarkEnd w:id="67"/>
     </w:p>
     <w:p>
       <w:pPr>
@@ -9234,73 +9187,14 @@
     </w:p>
     <w:p>
       <w:pPr>
-        <w:jc w:val="left"/>
-      </w:pPr>
-    </w:p>
-    <w:p>
-      <w:pPr>
-        <w:jc w:val="left"/>
-      </w:pPr>
-    </w:p>
-    <w:p>
-      <w:pPr>
-        <w:jc w:val="left"/>
-        <w:rPr>
-          <w:rFonts w:eastAsia="Times New Roman" w:cs="Times New Roman"/>
-          <w:color w:val="EE0000"/>
-          <w:szCs w:val="24"/>
-        </w:rPr>
-      </w:pPr>
-      <w:r>
-        <w:rPr>
-          <w:rFonts w:eastAsia="Times New Roman" w:cs="Times New Roman"/>
-          <w:color w:val="EE0000"/>
-          <w:szCs w:val="24"/>
-        </w:rPr>
-        <w:t xml:space="preserve">K vytváření citací využívejte generátor na stránce </w:t>
-      </w:r>
-      <w:hyperlink r:id="rId54" w:history="1">
-        <w:r>
-          <w:rPr>
-            <w:rStyle w:val="Hypertextovodkaz"/>
-            <w:rFonts w:eastAsia="Times New Roman" w:cs="Times New Roman"/>
-            <w:szCs w:val="24"/>
-          </w:rPr>
-          <w:t>www.citace.com</w:t>
-        </w:r>
-      </w:hyperlink>
-      <w:r>
-        <w:rPr>
-          <w:rFonts w:eastAsia="Times New Roman" w:cs="Times New Roman"/>
-          <w:color w:val="EE0000"/>
-          <w:szCs w:val="24"/>
-        </w:rPr>
-        <w:t xml:space="preserve"> </w:t>
-      </w:r>
-    </w:p>
-    <w:p>
-      <w:pPr>
-        <w:tabs>
-          <w:tab w:val="left" w:pos="3402"/>
-        </w:tabs>
-        <w:spacing w:before="120" w:after="0"/>
-        <w:jc w:val="left"/>
-        <w:rPr>
-          <w:rFonts w:eastAsia="Times New Roman" w:cs="Times New Roman"/>
-          <w:szCs w:val="24"/>
-        </w:rPr>
-      </w:pPr>
-    </w:p>
-    <w:p>
-      <w:pPr>
         <w:pStyle w:val="Nadpis1"/>
       </w:pPr>
-      <w:bookmarkStart w:id="72" w:name="_Toc224339039"/>
+      <w:bookmarkStart w:id="68" w:name="_Toc226205708"/>
       <w:r>
         <w:lastRenderedPageBreak/>
         <w:t>Seznam použitých obrázků</w:t>
       </w:r>
-      <w:bookmarkEnd w:id="72"/>
+      <w:bookmarkEnd w:id="68"/>
     </w:p>
     <w:p>
       <w:pPr>
@@ -9325,7 +9219,7 @@
       <w:r>
         <w:fldChar w:fldCharType="separate"/>
       </w:r>
-      <w:hyperlink w:anchor="_Toc224337734" w:history="1">
+      <w:hyperlink w:anchor="_Toc226206602" w:history="1">
         <w:r>
           <w:rPr>
             <w:rStyle w:val="Hypertextovodkaz"/>
@@ -9352,7 +9246,7 @@
             <w:noProof/>
             <w:webHidden/>
           </w:rPr>
-          <w:instrText xml:space="preserve"> PAGEREF _Toc224337734 \h </w:instrText>
+          <w:instrText xml:space="preserve"> PAGEREF _Toc226206602 \h </w:instrText>
         </w:r>
         <w:r>
           <w:rPr>
@@ -9372,7 +9266,7 @@
             <w:noProof/>
             <w:webHidden/>
           </w:rPr>
-          <w:t>9</w:t>
+          <w:t>10</w:t>
         </w:r>
         <w:r>
           <w:rPr>
@@ -9397,7 +9291,7 @@
           <w14:ligatures w14:val="standardContextual"/>
         </w:rPr>
       </w:pPr>
-      <w:hyperlink w:anchor="_Toc224337735" w:history="1">
+      <w:hyperlink w:anchor="_Toc226206603" w:history="1">
         <w:r>
           <w:rPr>
             <w:rStyle w:val="Hypertextovodkaz"/>
@@ -9424,79 +9318,7 @@
             <w:noProof/>
             <w:webHidden/>
           </w:rPr>
-          <w:instrText xml:space="preserve"> PAGEREF _Toc224337735 \h </w:instrText>
-        </w:r>
-        <w:r>
-          <w:rPr>
-            <w:noProof/>
-            <w:webHidden/>
-          </w:rPr>
-        </w:r>
-        <w:r>
-          <w:rPr>
-            <w:noProof/>
-            <w:webHidden/>
-          </w:rPr>
-          <w:fldChar w:fldCharType="separate"/>
-        </w:r>
-        <w:r>
-          <w:rPr>
-            <w:noProof/>
-            <w:webHidden/>
-          </w:rPr>
-          <w:t>11</w:t>
-        </w:r>
-        <w:r>
-          <w:rPr>
-            <w:noProof/>
-            <w:webHidden/>
-          </w:rPr>
-          <w:fldChar w:fldCharType="end"/>
-        </w:r>
-      </w:hyperlink>
-    </w:p>
-    <w:p>
-      <w:pPr>
-        <w:pStyle w:val="Seznamobrzk"/>
-        <w:tabs>
-          <w:tab w:val="right" w:leader="dot" w:pos="8493"/>
-        </w:tabs>
-        <w:rPr>
-          <w:rFonts w:asciiTheme="minorHAnsi" w:eastAsiaTheme="minorEastAsia" w:hAnsiTheme="minorHAnsi" w:cstheme="minorBidi"/>
-          <w:noProof/>
-          <w:kern w:val="2"/>
-          <w:szCs w:val="24"/>
-          <w14:ligatures w14:val="standardContextual"/>
-        </w:rPr>
-      </w:pPr>
-      <w:hyperlink w:anchor="_Toc224337736" w:history="1">
-        <w:r>
-          <w:rPr>
-            <w:rStyle w:val="Hypertextovodkaz"/>
-            <w:noProof/>
-          </w:rPr>
-          <w:t>Obrázek 3 Typy MIME WEBP (zdroj)</w:t>
-        </w:r>
-        <w:r>
-          <w:rPr>
-            <w:noProof/>
-            <w:webHidden/>
-          </w:rPr>
-          <w:tab/>
-        </w:r>
-        <w:r>
-          <w:rPr>
-            <w:noProof/>
-            <w:webHidden/>
-          </w:rPr>
-          <w:fldChar w:fldCharType="begin"/>
-        </w:r>
-        <w:r>
-          <w:rPr>
-            <w:noProof/>
-            <w:webHidden/>
-          </w:rPr>
-          <w:instrText xml:space="preserve"> PAGEREF _Toc224337736 \h </w:instrText>
+          <w:instrText xml:space="preserve"> PAGEREF _Toc226206603 \h </w:instrText>
         </w:r>
         <w:r>
           <w:rPr>
@@ -9541,13 +9363,13 @@
           <w14:ligatures w14:val="standardContextual"/>
         </w:rPr>
       </w:pPr>
-      <w:hyperlink w:anchor="_Toc224337737" w:history="1">
+      <w:hyperlink w:anchor="_Toc226206604" w:history="1">
         <w:r>
           <w:rPr>
             <w:rStyle w:val="Hypertextovodkaz"/>
             <w:noProof/>
           </w:rPr>
-          <w:t>Obrázek 4 Struktura projektu (zdroj)</w:t>
+          <w:t>Obrázek 3 Typy MIME WEBP (zdroj)</w:t>
         </w:r>
         <w:r>
           <w:rPr>
@@ -9568,7 +9390,7 @@
             <w:noProof/>
             <w:webHidden/>
           </w:rPr>
-          <w:instrText xml:space="preserve"> PAGEREF _Toc224337737 \h </w:instrText>
+          <w:instrText xml:space="preserve"> PAGEREF _Toc226206604 \h </w:instrText>
         </w:r>
         <w:r>
           <w:rPr>
@@ -9613,7 +9435,79 @@
           <w14:ligatures w14:val="standardContextual"/>
         </w:rPr>
       </w:pPr>
-      <w:hyperlink w:anchor="_Toc224337738" w:history="1">
+      <w:hyperlink w:anchor="_Toc226206605" w:history="1">
+        <w:r>
+          <w:rPr>
+            <w:rStyle w:val="Hypertextovodkaz"/>
+            <w:noProof/>
+          </w:rPr>
+          <w:t>Obrázek 4 Struktura projektu (zdroj)</w:t>
+        </w:r>
+        <w:r>
+          <w:rPr>
+            <w:noProof/>
+            <w:webHidden/>
+          </w:rPr>
+          <w:tab/>
+        </w:r>
+        <w:r>
+          <w:rPr>
+            <w:noProof/>
+            <w:webHidden/>
+          </w:rPr>
+          <w:fldChar w:fldCharType="begin"/>
+        </w:r>
+        <w:r>
+          <w:rPr>
+            <w:noProof/>
+            <w:webHidden/>
+          </w:rPr>
+          <w:instrText xml:space="preserve"> PAGEREF _Toc226206605 \h </w:instrText>
+        </w:r>
+        <w:r>
+          <w:rPr>
+            <w:noProof/>
+            <w:webHidden/>
+          </w:rPr>
+        </w:r>
+        <w:r>
+          <w:rPr>
+            <w:noProof/>
+            <w:webHidden/>
+          </w:rPr>
+          <w:fldChar w:fldCharType="separate"/>
+        </w:r>
+        <w:r>
+          <w:rPr>
+            <w:noProof/>
+            <w:webHidden/>
+          </w:rPr>
+          <w:t>14</w:t>
+        </w:r>
+        <w:r>
+          <w:rPr>
+            <w:noProof/>
+            <w:webHidden/>
+          </w:rPr>
+          <w:fldChar w:fldCharType="end"/>
+        </w:r>
+      </w:hyperlink>
+    </w:p>
+    <w:p>
+      <w:pPr>
+        <w:pStyle w:val="Seznamobrzk"/>
+        <w:tabs>
+          <w:tab w:val="right" w:leader="dot" w:pos="8493"/>
+        </w:tabs>
+        <w:rPr>
+          <w:rFonts w:asciiTheme="minorHAnsi" w:eastAsiaTheme="minorEastAsia" w:hAnsiTheme="minorHAnsi" w:cstheme="minorBidi"/>
+          <w:noProof/>
+          <w:kern w:val="2"/>
+          <w:szCs w:val="24"/>
+          <w14:ligatures w14:val="standardContextual"/>
+        </w:rPr>
+      </w:pPr>
+      <w:hyperlink w:anchor="_Toc226206606" w:history="1">
         <w:r>
           <w:rPr>
             <w:rStyle w:val="Hypertextovodkaz"/>
@@ -9640,79 +9534,7 @@
             <w:noProof/>
             <w:webHidden/>
           </w:rPr>
-          <w:instrText xml:space="preserve"> PAGEREF _Toc224337738 \h </w:instrText>
-        </w:r>
-        <w:r>
-          <w:rPr>
-            <w:noProof/>
-            <w:webHidden/>
-          </w:rPr>
-        </w:r>
-        <w:r>
-          <w:rPr>
-            <w:noProof/>
-            <w:webHidden/>
-          </w:rPr>
-          <w:fldChar w:fldCharType="separate"/>
-        </w:r>
-        <w:r>
-          <w:rPr>
-            <w:noProof/>
-            <w:webHidden/>
-          </w:rPr>
-          <w:t>15</w:t>
-        </w:r>
-        <w:r>
-          <w:rPr>
-            <w:noProof/>
-            <w:webHidden/>
-          </w:rPr>
-          <w:fldChar w:fldCharType="end"/>
-        </w:r>
-      </w:hyperlink>
-    </w:p>
-    <w:p>
-      <w:pPr>
-        <w:pStyle w:val="Seznamobrzk"/>
-        <w:tabs>
-          <w:tab w:val="right" w:leader="dot" w:pos="8493"/>
-        </w:tabs>
-        <w:rPr>
-          <w:rFonts w:asciiTheme="minorHAnsi" w:eastAsiaTheme="minorEastAsia" w:hAnsiTheme="minorHAnsi" w:cstheme="minorBidi"/>
-          <w:noProof/>
-          <w:kern w:val="2"/>
-          <w:szCs w:val="24"/>
-          <w14:ligatures w14:val="standardContextual"/>
-        </w:rPr>
-      </w:pPr>
-      <w:hyperlink w:anchor="_Toc224337739" w:history="1">
-        <w:r>
-          <w:rPr>
-            <w:rStyle w:val="Hypertextovodkaz"/>
-            <w:noProof/>
-          </w:rPr>
-          <w:t>Obrázek 6 Algoritmus numerického řazení (zdroj)</w:t>
-        </w:r>
-        <w:r>
-          <w:rPr>
-            <w:noProof/>
-            <w:webHidden/>
-          </w:rPr>
-          <w:tab/>
-        </w:r>
-        <w:r>
-          <w:rPr>
-            <w:noProof/>
-            <w:webHidden/>
-          </w:rPr>
-          <w:fldChar w:fldCharType="begin"/>
-        </w:r>
-        <w:r>
-          <w:rPr>
-            <w:noProof/>
-            <w:webHidden/>
-          </w:rPr>
-          <w:instrText xml:space="preserve"> PAGEREF _Toc224337739 \h </w:instrText>
+          <w:instrText xml:space="preserve"> PAGEREF _Toc226206606 \h </w:instrText>
         </w:r>
         <w:r>
           <w:rPr>
@@ -9757,13 +9579,13 @@
           <w14:ligatures w14:val="standardContextual"/>
         </w:rPr>
       </w:pPr>
-      <w:hyperlink w:anchor="_Toc224337740" w:history="1">
+      <w:hyperlink w:anchor="_Toc226206607" w:history="1">
         <w:r>
           <w:rPr>
             <w:rStyle w:val="Hypertextovodkaz"/>
             <w:noProof/>
           </w:rPr>
-          <w:t>Obrázek 7 Canvas (zdroj)</w:t>
+          <w:t>Obrázek 6 Algoritmus numerického řazení (zdroj)</w:t>
         </w:r>
         <w:r>
           <w:rPr>
@@ -9784,7 +9606,7 @@
             <w:noProof/>
             <w:webHidden/>
           </w:rPr>
-          <w:instrText xml:space="preserve"> PAGEREF _Toc224337740 \h </w:instrText>
+          <w:instrText xml:space="preserve"> PAGEREF _Toc226206607 \h </w:instrText>
         </w:r>
         <w:r>
           <w:rPr>
@@ -9829,7 +9651,79 @@
           <w14:ligatures w14:val="standardContextual"/>
         </w:rPr>
       </w:pPr>
-      <w:hyperlink w:anchor="_Toc224337741" w:history="1">
+      <w:hyperlink w:anchor="_Toc226206608" w:history="1">
+        <w:r>
+          <w:rPr>
+            <w:rStyle w:val="Hypertextovodkaz"/>
+            <w:noProof/>
+          </w:rPr>
+          <w:t>Obrázek 7 Canvas (zdroj)</w:t>
+        </w:r>
+        <w:r>
+          <w:rPr>
+            <w:noProof/>
+            <w:webHidden/>
+          </w:rPr>
+          <w:tab/>
+        </w:r>
+        <w:r>
+          <w:rPr>
+            <w:noProof/>
+            <w:webHidden/>
+          </w:rPr>
+          <w:fldChar w:fldCharType="begin"/>
+        </w:r>
+        <w:r>
+          <w:rPr>
+            <w:noProof/>
+            <w:webHidden/>
+          </w:rPr>
+          <w:instrText xml:space="preserve"> PAGEREF _Toc226206608 \h </w:instrText>
+        </w:r>
+        <w:r>
+          <w:rPr>
+            <w:noProof/>
+            <w:webHidden/>
+          </w:rPr>
+        </w:r>
+        <w:r>
+          <w:rPr>
+            <w:noProof/>
+            <w:webHidden/>
+          </w:rPr>
+          <w:fldChar w:fldCharType="separate"/>
+        </w:r>
+        <w:r>
+          <w:rPr>
+            <w:noProof/>
+            <w:webHidden/>
+          </w:rPr>
+          <w:t>18</w:t>
+        </w:r>
+        <w:r>
+          <w:rPr>
+            <w:noProof/>
+            <w:webHidden/>
+          </w:rPr>
+          <w:fldChar w:fldCharType="end"/>
+        </w:r>
+      </w:hyperlink>
+    </w:p>
+    <w:p>
+      <w:pPr>
+        <w:pStyle w:val="Seznamobrzk"/>
+        <w:tabs>
+          <w:tab w:val="right" w:leader="dot" w:pos="8493"/>
+        </w:tabs>
+        <w:rPr>
+          <w:rFonts w:asciiTheme="minorHAnsi" w:eastAsiaTheme="minorEastAsia" w:hAnsiTheme="minorHAnsi" w:cstheme="minorBidi"/>
+          <w:noProof/>
+          <w:kern w:val="2"/>
+          <w:szCs w:val="24"/>
+          <w14:ligatures w14:val="standardContextual"/>
+        </w:rPr>
+      </w:pPr>
+      <w:hyperlink w:anchor="_Toc226206609" w:history="1">
         <w:r>
           <w:rPr>
             <w:rStyle w:val="Hypertextovodkaz"/>
@@ -9856,7 +9750,7 @@
             <w:noProof/>
             <w:webHidden/>
           </w:rPr>
-          <w:instrText xml:space="preserve"> PAGEREF _Toc224337741 \h </w:instrText>
+          <w:instrText xml:space="preserve"> PAGEREF _Toc226206609 \h </w:instrText>
         </w:r>
         <w:r>
           <w:rPr>
@@ -9876,7 +9770,7 @@
             <w:noProof/>
             <w:webHidden/>
           </w:rPr>
-          <w:t>19</w:t>
+          <w:t>20</w:t>
         </w:r>
         <w:r>
           <w:rPr>
@@ -9901,7 +9795,7 @@
           <w14:ligatures w14:val="standardContextual"/>
         </w:rPr>
       </w:pPr>
-      <w:hyperlink w:anchor="_Toc224337742" w:history="1">
+      <w:hyperlink w:anchor="_Toc226206610" w:history="1">
         <w:r>
           <w:rPr>
             <w:rStyle w:val="Hypertextovodkaz"/>
@@ -9928,79 +9822,7 @@
             <w:noProof/>
             <w:webHidden/>
           </w:rPr>
-          <w:instrText xml:space="preserve"> PAGEREF _Toc224337742 \h </w:instrText>
-        </w:r>
-        <w:r>
-          <w:rPr>
-            <w:noProof/>
-            <w:webHidden/>
-          </w:rPr>
-        </w:r>
-        <w:r>
-          <w:rPr>
-            <w:noProof/>
-            <w:webHidden/>
-          </w:rPr>
-          <w:fldChar w:fldCharType="separate"/>
-        </w:r>
-        <w:r>
-          <w:rPr>
-            <w:noProof/>
-            <w:webHidden/>
-          </w:rPr>
-          <w:t>22</w:t>
-        </w:r>
-        <w:r>
-          <w:rPr>
-            <w:noProof/>
-            <w:webHidden/>
-          </w:rPr>
-          <w:fldChar w:fldCharType="end"/>
-        </w:r>
-      </w:hyperlink>
-    </w:p>
-    <w:p>
-      <w:pPr>
-        <w:pStyle w:val="Seznamobrzk"/>
-        <w:tabs>
-          <w:tab w:val="right" w:leader="dot" w:pos="8493"/>
-        </w:tabs>
-        <w:rPr>
-          <w:rFonts w:asciiTheme="minorHAnsi" w:eastAsiaTheme="minorEastAsia" w:hAnsiTheme="minorHAnsi" w:cstheme="minorBidi"/>
-          <w:noProof/>
-          <w:kern w:val="2"/>
-          <w:szCs w:val="24"/>
-          <w14:ligatures w14:val="standardContextual"/>
-        </w:rPr>
-      </w:pPr>
-      <w:hyperlink w:anchor="_Toc224337743" w:history="1">
-        <w:r>
-          <w:rPr>
-            <w:rStyle w:val="Hypertextovodkaz"/>
-            <w:noProof/>
-          </w:rPr>
-          <w:t>Obrázek 10 Progress bar (zdroj)</w:t>
-        </w:r>
-        <w:r>
-          <w:rPr>
-            <w:noProof/>
-            <w:webHidden/>
-          </w:rPr>
-          <w:tab/>
-        </w:r>
-        <w:r>
-          <w:rPr>
-            <w:noProof/>
-            <w:webHidden/>
-          </w:rPr>
-          <w:fldChar w:fldCharType="begin"/>
-        </w:r>
-        <w:r>
-          <w:rPr>
-            <w:noProof/>
-            <w:webHidden/>
-          </w:rPr>
-          <w:instrText xml:space="preserve"> PAGEREF _Toc224337743 \h </w:instrText>
+          <w:instrText xml:space="preserve"> PAGEREF _Toc226206610 \h </w:instrText>
         </w:r>
         <w:r>
           <w:rPr>
@@ -10032,58 +9854,92 @@
       </w:hyperlink>
     </w:p>
     <w:p>
+      <w:pPr>
+        <w:pStyle w:val="Seznamobrzk"/>
+        <w:tabs>
+          <w:tab w:val="right" w:leader="dot" w:pos="8493"/>
+        </w:tabs>
+        <w:rPr>
+          <w:rFonts w:asciiTheme="minorHAnsi" w:eastAsiaTheme="minorEastAsia" w:hAnsiTheme="minorHAnsi" w:cstheme="minorBidi"/>
+          <w:noProof/>
+          <w:kern w:val="2"/>
+          <w:szCs w:val="24"/>
+          <w14:ligatures w14:val="standardContextual"/>
+        </w:rPr>
+      </w:pPr>
+      <w:hyperlink w:anchor="_Toc226206611" w:history="1">
+        <w:r>
+          <w:rPr>
+            <w:rStyle w:val="Hypertextovodkaz"/>
+            <w:noProof/>
+          </w:rPr>
+          <w:t>Obrázek 10 Progress bar (zdroj)</w:t>
+        </w:r>
+        <w:r>
+          <w:rPr>
+            <w:noProof/>
+            <w:webHidden/>
+          </w:rPr>
+          <w:tab/>
+        </w:r>
+        <w:r>
+          <w:rPr>
+            <w:noProof/>
+            <w:webHidden/>
+          </w:rPr>
+          <w:fldChar w:fldCharType="begin"/>
+        </w:r>
+        <w:r>
+          <w:rPr>
+            <w:noProof/>
+            <w:webHidden/>
+          </w:rPr>
+          <w:instrText xml:space="preserve"> PAGEREF _Toc226206611 \h </w:instrText>
+        </w:r>
+        <w:r>
+          <w:rPr>
+            <w:noProof/>
+            <w:webHidden/>
+          </w:rPr>
+        </w:r>
+        <w:r>
+          <w:rPr>
+            <w:noProof/>
+            <w:webHidden/>
+          </w:rPr>
+          <w:fldChar w:fldCharType="separate"/>
+        </w:r>
+        <w:r>
+          <w:rPr>
+            <w:noProof/>
+            <w:webHidden/>
+          </w:rPr>
+          <w:t>24</w:t>
+        </w:r>
+        <w:r>
+          <w:rPr>
+            <w:noProof/>
+            <w:webHidden/>
+          </w:rPr>
+          <w:fldChar w:fldCharType="end"/>
+        </w:r>
+      </w:hyperlink>
+    </w:p>
+    <w:p>
       <w:r>
         <w:fldChar w:fldCharType="end"/>
       </w:r>
     </w:p>
     <w:p>
       <w:pPr>
-        <w:spacing w:after="0"/>
-        <w:rPr>
-          <w:rFonts w:eastAsia="Times New Roman" w:cs="Times New Roman"/>
-          <w:szCs w:val="24"/>
-        </w:rPr>
-      </w:pPr>
-    </w:p>
-    <w:p>
-      <w:pPr>
         <w:pStyle w:val="Nadpis1"/>
       </w:pPr>
-      <w:bookmarkStart w:id="73" w:name="_Toc224339040"/>
-      <w:r>
-        <w:lastRenderedPageBreak/>
-        <w:t>Seznam použitých tabulek</w:t>
-      </w:r>
-      <w:bookmarkEnd w:id="73"/>
-    </w:p>
-    <w:p>
-      <w:pPr>
-        <w:spacing w:after="0"/>
-        <w:rPr>
-          <w:rFonts w:eastAsia="Times New Roman" w:cs="Times New Roman"/>
-          <w:color w:val="FF0000"/>
-          <w:szCs w:val="24"/>
-        </w:rPr>
-      </w:pPr>
-      <w:r>
-        <w:rPr>
-          <w:rFonts w:eastAsia="Times New Roman" w:cs="Times New Roman"/>
-          <w:color w:val="FF0000"/>
-          <w:szCs w:val="24"/>
-        </w:rPr>
-        <w:t>Pouze v případě, že se v práci objevily nějaké tabulky (číslo, název a strana umístění). K vygenerování využijte vhodné nástroje textového procesoru.</w:t>
-      </w:r>
-    </w:p>
-    <w:p>
-      <w:pPr>
-        <w:pStyle w:val="Nadpis1"/>
-      </w:pPr>
-      <w:bookmarkStart w:id="74" w:name="_Toc224339041"/>
+      <w:bookmarkStart w:id="69" w:name="_Toc226205709"/>
       <w:r>
         <w:lastRenderedPageBreak/>
         <w:t>Seznam příloh</w:t>
       </w:r>
-      <w:bookmarkEnd w:id="74"/>
+      <w:bookmarkEnd w:id="69"/>
     </w:p>
     <w:p>
       <w:pPr>
@@ -10419,7 +10275,7 @@
                     <pic:cNvPicPr/>
                   </pic:nvPicPr>
                   <pic:blipFill rotWithShape="1">
-                    <a:blip r:embed="rId55"/>
+                    <a:blip r:embed="rId54"/>
                     <a:srcRect r="78331"/>
                     <a:stretch/>
                   </pic:blipFill>
@@ -10547,7 +10403,7 @@
                     <pic:cNvPicPr/>
                   </pic:nvPicPr>
                   <pic:blipFill rotWithShape="1">
-                    <a:blip r:embed="rId56"/>
+                    <a:blip r:embed="rId55"/>
                     <a:srcRect t="1344"/>
                     <a:stretch/>
                   </pic:blipFill>
@@ -10596,9 +10452,9 @@
     </w:p>
     <w:p/>
     <w:sectPr>
-      <w:footerReference w:type="default" r:id="rId57"/>
-      <w:headerReference w:type="first" r:id="rId58"/>
-      <w:footerReference w:type="first" r:id="rId59"/>
+      <w:footerReference w:type="default" r:id="rId56"/>
+      <w:headerReference w:type="first" r:id="rId57"/>
+      <w:footerReference w:type="first" r:id="rId58"/>
       <w:pgSz w:w="11906" w:h="16838"/>
       <w:pgMar w:top="1418" w:right="1418" w:bottom="1418" w:left="1985" w:header="709" w:footer="709" w:gutter="0"/>
       <w:cols w:space="708"/>
@@ -10703,7 +10559,7 @@
             </wp:anchor>
           </w:drawing>
         </mc:Choice>
-        <mc:Fallback xmlns:dgm="http://schemas.openxmlformats.org/drawingml/2006/diagram" xmlns:lc="http://schemas.openxmlformats.org/drawingml/2006/lockedCanvas" xmlns:c="http://schemas.openxmlformats.org/drawingml/2006/chart" xmlns:pic="http://schemas.openxmlformats.org/drawingml/2006/picture" xmlns:a="http://schemas.openxmlformats.org/drawingml/2006/main" xmlns:sl="http://schemas.openxmlformats.org/schemaLibrary/2006/main">
+        <mc:Fallback xmlns:sl="http://schemas.openxmlformats.org/schemaLibrary/2006/main" xmlns:a="http://schemas.openxmlformats.org/drawingml/2006/main" xmlns:pic="http://schemas.openxmlformats.org/drawingml/2006/picture" xmlns:c="http://schemas.openxmlformats.org/drawingml/2006/chart" xmlns:lc="http://schemas.openxmlformats.org/drawingml/2006/lockedCanvas" xmlns:dgm="http://schemas.openxmlformats.org/drawingml/2006/diagram">
           <w:drawing>
             <wp:anchor distT="0" distB="0" distL="114300" distR="114300" simplePos="0" relativeHeight="0" behindDoc="0" locked="0" layoutInCell="1" hidden="0" allowOverlap="1" wp14:anchorId="4195B54A" wp14:editId="7777777">
               <wp:simplePos x="0" y="0"/>
@@ -10883,7 +10739,7 @@
             </wp:anchor>
           </w:drawing>
         </mc:Choice>
-        <mc:Fallback xmlns:dgm="http://schemas.openxmlformats.org/drawingml/2006/diagram" xmlns:lc="http://schemas.openxmlformats.org/drawingml/2006/lockedCanvas" xmlns:c="http://schemas.openxmlformats.org/drawingml/2006/chart" xmlns:pic="http://schemas.openxmlformats.org/drawingml/2006/picture" xmlns:a="http://schemas.openxmlformats.org/drawingml/2006/main" xmlns:sl="http://schemas.openxmlformats.org/schemaLibrary/2006/main">
+        <mc:Fallback xmlns:sl="http://schemas.openxmlformats.org/schemaLibrary/2006/main" xmlns:a="http://schemas.openxmlformats.org/drawingml/2006/main" xmlns:pic="http://schemas.openxmlformats.org/drawingml/2006/picture" xmlns:c="http://schemas.openxmlformats.org/drawingml/2006/chart" xmlns:lc="http://schemas.openxmlformats.org/drawingml/2006/lockedCanvas" xmlns:dgm="http://schemas.openxmlformats.org/drawingml/2006/diagram">
           <w:drawing>
             <wp:anchor distT="0" distB="0" distL="114300" distR="114300" simplePos="0" relativeHeight="0" behindDoc="0" locked="0" layoutInCell="1" hidden="0" allowOverlap="1" wp14:anchorId="3649967A" wp14:editId="7777777">
               <wp:simplePos x="0" y="0"/>
@@ -12909,6 +12765,7 @@
   <w:style w:type="character" w:default="1" w:styleId="Standardnpsmoodstavce">
     <w:name w:val="Default Paragraph Font"/>
     <w:uiPriority w:val="1"/>
+    <w:semiHidden/>
     <w:unhideWhenUsed/>
   </w:style>
   <w:style w:type="table" w:default="1" w:styleId="Normlntabulka">
@@ -13642,36 +13499,10 @@
 </file>
 
 <file path=customXml/item1.xml><?xml version="1.0" encoding="utf-8"?>
-<?mso-contentType ?>
-<FormTemplates xmlns="http://schemas.microsoft.com/sharepoint/v3/contenttype/forms">
-  <Display>DocumentLibraryForm</Display>
-  <Edit>DocumentLibraryForm</Edit>
-  <New>DocumentLibraryForm</New>
-</FormTemplates>
+<b:Sources xmlns:b="http://schemas.openxmlformats.org/officeDocument/2006/bibliography" xmlns="http://schemas.openxmlformats.org/officeDocument/2006/bibliography" SelectedStyle="\APASixthEditionOfficeOnline.xsl" StyleName="APA" Version="6"/>
 </file>
 
 <file path=customXml/item2.xml><?xml version="1.0" encoding="utf-8"?>
-<b:Sources xmlns:b="http://schemas.openxmlformats.org/officeDocument/2006/bibliography" xmlns="http://schemas.openxmlformats.org/officeDocument/2006/bibliography" SelectedStyle="\APASixthEditionOfficeOnline.xsl" StyleName="APA" Version="6"/>
-</file>
-
-<file path=customXml/item3.xml><?xml version="1.0" encoding="utf-8"?>
-<go:gDocsCustomXmlDataStorage xmlns:go="http://customooxmlschemas.google.com/" xmlns:r="http://schemas.openxmlformats.org/officeDocument/2006/relationships">
-  <go:docsCustomData xmlns:go="http://customooxmlschemas.google.com/" roundtripDataSignature="AMtx7mgSvDgPSHVFxfm9RyBnKCp5mBi6Kg==">AMUW2mUAXxm/iwnIWp21dLbuE1NvsqsE/wZ2gLAfJg4hTt/LetORzbqOHpyWxDCuyj6q/vPem6kRmtFjtS66h+e8CVLaSFGHKcy4yInI88NjWxTUGVH5res=</go:docsCustomData>
-</go:gDocsCustomXmlDataStorage>
-</file>
-
-<file path=customXml/item4.xml><?xml version="1.0" encoding="utf-8"?>
-<p:properties xmlns:p="http://schemas.microsoft.com/office/2006/metadata/properties" xmlns:xsi="http://www.w3.org/2001/XMLSchema-instance" xmlns:pc="http://schemas.microsoft.com/office/infopath/2007/PartnerControls">
-  <documentManagement>
-    <lcf76f155ced4ddcb4097134ff3c332f xmlns="153c4878-02f9-4396-b02a-fe3aa7d7971f">
-      <Terms xmlns="http://schemas.microsoft.com/office/infopath/2007/PartnerControls"/>
-    </lcf76f155ced4ddcb4097134ff3c332f>
-    <TaxCatchAll xmlns="25aa8985-1fc4-4e97-a914-b84ef2743878" xsi:nil="true"/>
-  </documentManagement>
-</p:properties>
-</file>
-
-<file path=customXml/item5.xml><?xml version="1.0" encoding="utf-8"?>
 <ct:contentTypeSchema xmlns:ct="http://schemas.microsoft.com/office/2006/metadata/contentType" xmlns:ma="http://schemas.microsoft.com/office/2006/metadata/properties/metaAttributes" ct:_="" ma:_="" ma:contentTypeName="Dokument" ma:contentTypeID="0x0101006227F401CE2F6B4FB0D57F73826B3F6F" ma:contentTypeVersion="10" ma:contentTypeDescription="Vytvoří nový dokument" ma:contentTypeScope="" ma:versionID="3ec3b2623569d1a6649a918f4241153b">
   <xsd:schema xmlns:xsd="http://www.w3.org/2001/XMLSchema" xmlns:xs="http://www.w3.org/2001/XMLSchema" xmlns:p="http://schemas.microsoft.com/office/2006/metadata/properties" xmlns:ns2="153c4878-02f9-4396-b02a-fe3aa7d7971f" xmlns:ns3="25aa8985-1fc4-4e97-a914-b84ef2743878" targetNamespace="http://schemas.microsoft.com/office/2006/metadata/properties" ma:root="true" ma:fieldsID="c6bd61c7f288b42081d7b696096ba732" ns2:_="" ns3:_="">
     <xsd:import namespace="153c4878-02f9-4396-b02a-fe3aa7d7971f"/>
@@ -13860,15 +13691,33 @@
 </ct:contentTypeSchema>
 </file>
 
-<file path=customXml/itemProps1.xml><?xml version="1.0" encoding="utf-8"?>
-<ds:datastoreItem xmlns:ds="http://schemas.openxmlformats.org/officeDocument/2006/customXml" ds:itemID="{DA63FD6A-B099-43EC-8BDB-E8CCA6240E18}">
-  <ds:schemaRefs>
-    <ds:schemaRef ds:uri="http://schemas.microsoft.com/sharepoint/v3/contenttype/forms"/>
-  </ds:schemaRefs>
-</ds:datastoreItem>
+<file path=customXml/item3.xml><?xml version="1.0" encoding="utf-8"?>
+<go:gDocsCustomXmlDataStorage xmlns:go="http://customooxmlschemas.google.com/" xmlns:r="http://schemas.openxmlformats.org/officeDocument/2006/relationships">
+  <go:docsCustomData xmlns:go="http://customooxmlschemas.google.com/" roundtripDataSignature="AMtx7mgSvDgPSHVFxfm9RyBnKCp5mBi6Kg==">AMUW2mUAXxm/iwnIWp21dLbuE1NvsqsE/wZ2gLAfJg4hTt/LetORzbqOHpyWxDCuyj6q/vPem6kRmtFjtS66h+e8CVLaSFGHKcy4yInI88NjWxTUGVH5res=</go:docsCustomData>
+</go:gDocsCustomXmlDataStorage>
 </file>
 
-<file path=customXml/itemProps2.xml><?xml version="1.0" encoding="utf-8"?>
+<file path=customXml/item4.xml><?xml version="1.0" encoding="utf-8"?>
+<?mso-contentType ?>
+<FormTemplates xmlns="http://schemas.microsoft.com/sharepoint/v3/contenttype/forms">
+  <Display>DocumentLibraryForm</Display>
+  <Edit>DocumentLibraryForm</Edit>
+  <New>DocumentLibraryForm</New>
+</FormTemplates>
+</file>
+
+<file path=customXml/item5.xml><?xml version="1.0" encoding="utf-8"?>
+<p:properties xmlns:p="http://schemas.microsoft.com/office/2006/metadata/properties" xmlns:xsi="http://www.w3.org/2001/XMLSchema-instance" xmlns:pc="http://schemas.microsoft.com/office/infopath/2007/PartnerControls">
+  <documentManagement>
+    <lcf76f155ced4ddcb4097134ff3c332f xmlns="153c4878-02f9-4396-b02a-fe3aa7d7971f">
+      <Terms xmlns="http://schemas.microsoft.com/office/infopath/2007/PartnerControls"/>
+    </lcf76f155ced4ddcb4097134ff3c332f>
+    <TaxCatchAll xmlns="25aa8985-1fc4-4e97-a914-b84ef2743878" xsi:nil="true"/>
+  </documentManagement>
+</p:properties>
+</file>
+
+<file path=customXml/itemProps1.xml><?xml version="1.0" encoding="utf-8"?>
 <ds:datastoreItem xmlns:ds="http://schemas.openxmlformats.org/officeDocument/2006/customXml" ds:itemID="{664C9CA2-DAAF-46E5-825C-EB5C7B5D07C9}">
   <ds:schemaRefs>
     <ds:schemaRef ds:uri="http://schemas.openxmlformats.org/officeDocument/2006/bibliography"/>
@@ -13876,27 +13725,7 @@
 </ds:datastoreItem>
 </file>
 
-<file path=customXml/itemProps3.xml><?xml version="1.0" encoding="utf-8"?>
-<ds:datastoreItem xmlns:ds="http://schemas.openxmlformats.org/officeDocument/2006/customXml" ds:itemID="{11111111-1234-1234-1234-123412341234}">
-  <ds:schemaRefs>
-    <ds:schemaRef ds:uri="http://customooxmlschemas.google.com/"/>
-    <ds:schemaRef ds:uri="http://schemas.openxmlformats.org/officeDocument/2006/relationships"/>
-  </ds:schemaRefs>
-</ds:datastoreItem>
-</file>
-
-<file path=customXml/itemProps4.xml><?xml version="1.0" encoding="utf-8"?>
-<ds:datastoreItem xmlns:ds="http://schemas.openxmlformats.org/officeDocument/2006/customXml" ds:itemID="{A5ADED93-EDE7-4288-9C20-7D2C55659F1B}">
-  <ds:schemaRefs>
-    <ds:schemaRef ds:uri="http://schemas.microsoft.com/office/2006/metadata/properties"/>
-    <ds:schemaRef ds:uri="http://schemas.microsoft.com/office/infopath/2007/PartnerControls"/>
-    <ds:schemaRef ds:uri="153c4878-02f9-4396-b02a-fe3aa7d7971f"/>
-    <ds:schemaRef ds:uri="25aa8985-1fc4-4e97-a914-b84ef2743878"/>
-  </ds:schemaRefs>
-</ds:datastoreItem>
-</file>
-
-<file path=customXml/itemProps5.xml><?xml version="1.0" encoding="utf-8"?>
+<file path=customXml/itemProps2.xml><?xml version="1.0" encoding="utf-8"?>
 <ds:datastoreItem xmlns:ds="http://schemas.openxmlformats.org/officeDocument/2006/customXml" ds:itemID="{DB65BDAD-A59D-4FB1-AA15-B23EC2A6BB8D}">
   <ds:schemaRefs>
     <ds:schemaRef ds:uri="http://schemas.microsoft.com/office/2006/metadata/contentType"/>
@@ -13913,4 +13742,32 @@
     <ds:schemaRef ds:uri="http://schemas.microsoft.com/internal/obd"/>
   </ds:schemaRefs>
 </ds:datastoreItem>
+</file>
+
+<file path=customXml/itemProps3.xml><?xml version="1.0" encoding="utf-8"?>
+<ds:datastoreItem xmlns:ds="http://schemas.openxmlformats.org/officeDocument/2006/customXml" ds:itemID="{11111111-1234-1234-1234-123412341234}">
+  <ds:schemaRefs>
+    <ds:schemaRef ds:uri="http://customooxmlschemas.google.com/"/>
+    <ds:schemaRef ds:uri="http://schemas.openxmlformats.org/officeDocument/2006/relationships"/>
+  </ds:schemaRefs>
+</ds:datastoreItem>
+</file>
+
+<file path=customXml/itemProps4.xml><?xml version="1.0" encoding="utf-8"?>
+<ds:datastoreItem xmlns:ds="http://schemas.openxmlformats.org/officeDocument/2006/customXml" ds:itemID="{DA63FD6A-B099-43EC-8BDB-E8CCA6240E18}">
+  <ds:schemaRefs>
+    <ds:schemaRef ds:uri="http://schemas.microsoft.com/sharepoint/v3/contenttype/forms"/>
+  </ds:schemaRefs>
+</ds:datastoreItem>
+</file>
+
+<file path=customXml/itemProps5.xml><?xml version="1.0" encoding="utf-8"?>
+<ds:datastoreItem xmlns:ds="http://schemas.openxmlformats.org/officeDocument/2006/customXml" ds:itemID="{A5ADED93-EDE7-4288-9C20-7D2C55659F1B}">
+  <ds:schemaRefs>
+    <ds:schemaRef ds:uri="http://schemas.microsoft.com/office/2006/metadata/properties"/>
+    <ds:schemaRef ds:uri="http://schemas.microsoft.com/office/infopath/2007/PartnerControls"/>
+    <ds:schemaRef ds:uri="153c4878-02f9-4396-b02a-fe3aa7d7971f"/>
+    <ds:schemaRef ds:uri="25aa8985-1fc4-4e97-a914-b84ef2743878"/>
+  </ds:schemaRefs>
+</ds:datastoreItem>
 </file>